--- a/1_给你看/项目通俗导览.docx
+++ b/1_给你看/项目通俗导览.docx
@@ -1561,7 +1561,7 @@
                 <w:b w:val="0"/>
                 <w:sz w:val="19"/>
               </w:rPr>
-              <w:t xml:space="preserve"> AWRA-LS;它的价值是画出"取货时间 vs 能耗"的取舍前沿图</w:t>
+              <w:t xml:space="preserve"> AWRA-LS;它的价值是画出"取货时间 vs 能耗"的取舍前沿图(跑死→救活的全过程见 §7.1)</w:t>
             </w:r>
           </w:p>
         </w:tc>
@@ -2651,25 +2651,109 @@
           <w:color w:val="17365D"/>
           <w:sz w:val="26"/>
         </w:rPr>
-        <w:t>7. "口径"是什么?为什么同一个东西有两个数?</w:t>
+        <w:t>7. 深度尝试实录:我们踩过的坑与挖过的井(这章是项目的"可信度来源")</w:t>
       </w:r>
     </w:p>
     <w:p>
+      <w:pPr>
+        <w:ind w:left="280"/>
+      </w:pPr>
+      <w:r>
+        <w:rPr>
+          <w:rFonts w:ascii="Microsoft YaHei" w:hAnsi="Microsoft YaHei" w:eastAsia="Microsoft YaHei"/>
+          <w:b w:val="0"/>
+          <w:color w:val="606060"/>
+          <w:sz w:val="20"/>
+        </w:rPr>
+        <w:t>上面几章都是打磨好的结论。这一章讲结论</w:t>
+      </w:r>
+      <w:r>
+        <w:rPr>
+          <w:rFonts w:ascii="Microsoft YaHei" w:hAnsi="Microsoft YaHei" w:eastAsia="Microsoft YaHei"/>
+          <w:b/>
+          <w:color w:val="606060"/>
+          <w:sz w:val="20"/>
+        </w:rPr>
+        <w:t>是怎么来的</w:t>
+      </w:r>
+      <w:r>
+        <w:rPr>
+          <w:rFonts w:ascii="Microsoft YaHei" w:hAnsi="Microsoft YaHei" w:eastAsia="Microsoft YaHei"/>
+          <w:b w:val="0"/>
+          <w:color w:val="606060"/>
+          <w:sz w:val="20"/>
+        </w:rPr>
+        <w:t>——试了什么、怎么撞的墙、</w:t>
+      </w:r>
+    </w:p>
+    <w:p>
+      <w:pPr>
+        <w:ind w:left="280"/>
+      </w:pPr>
+      <w:r>
+        <w:rPr>
+          <w:rFonts w:ascii="Microsoft YaHei" w:hAnsi="Microsoft YaHei" w:eastAsia="Microsoft YaHei"/>
+          <w:b w:val="0"/>
+          <w:color w:val="606060"/>
+          <w:sz w:val="20"/>
+        </w:rPr>
+        <w:t>怎么解剖、结论怎么反转。评委评语奖励"准确、可运行",而准确从来不是没犯错,</w:t>
+      </w:r>
+    </w:p>
+    <w:p>
+      <w:pPr>
+        <w:ind w:left="280"/>
+      </w:pPr>
+      <w:r>
+        <w:rPr>
+          <w:rFonts w:ascii="Microsoft YaHei" w:hAnsi="Microsoft YaHei" w:eastAsia="Microsoft YaHei"/>
+          <w:b w:val="0"/>
+          <w:color w:val="606060"/>
+          <w:sz w:val="20"/>
+        </w:rPr>
+        <w:t>是每个错都被解剖过。每个故事末尾附一句"值不值"判词。</w:t>
+      </w:r>
+    </w:p>
+    <w:p>
+      <w:pPr>
+        <w:pStyle w:val="Heading3"/>
+      </w:pPr>
+      <w:r>
+        <w:rPr>
+          <w:rFonts w:ascii="Microsoft YaHei" w:hAnsi="Microsoft YaHei" w:eastAsia="Microsoft YaHei"/>
+          <w:b/>
+          <w:color w:val="17365D"/>
+          <w:sz w:val="23"/>
+        </w:rPr>
+        <w:t>7.1 NSGA-II:跑死、救活、再证明"不必救得更好"</w:t>
+      </w:r>
+    </w:p>
+    <w:p>
+      <w:r>
+        <w:rPr>
+          <w:rFonts w:ascii="Microsoft YaHei" w:hAnsi="Microsoft YaHei" w:eastAsia="Microsoft YaHei"/>
+          <w:b/>
+          <w:sz w:val="21"/>
+        </w:rPr>
+        <w:t>试了什么</w:t>
+      </w:r>
       <w:r>
         <w:rPr>
           <w:rFonts w:ascii="Microsoft YaHei" w:hAnsi="Microsoft YaHei" w:eastAsia="Microsoft YaHei"/>
           <w:b w:val="0"/>
           <w:sz w:val="21"/>
         </w:rPr>
-        <w:t>你会看到"7.42 秒(H 口径)"和"5.33 秒(对照口径)"并存——不是错,是</w:t>
-      </w:r>
+        <w:t>:手写了一个零依赖的 NSGA-II(学院派多目标进化算法)来打擂台,60 个体×200 代。</w:t>
+      </w:r>
+    </w:p>
+    <w:p>
       <w:r>
         <w:rPr>
           <w:rFonts w:ascii="Microsoft YaHei" w:hAnsi="Microsoft YaHei" w:eastAsia="Microsoft YaHei"/>
           <w:b/>
           <w:sz w:val="21"/>
         </w:rPr>
-        <w:t>两把尺子</w:t>
+        <w:t>撞墙</w:t>
       </w:r>
       <w:r>
         <w:rPr>
@@ -2677,7 +2761,859 @@
           <w:b w:val="0"/>
           <w:sz w:val="21"/>
         </w:rPr>
-        <w:t>:</w:t>
+        <w:t>:纯随机起步的版本跑满 200 代,最好也只到 6.67~7.76 秒一带——被我们 AWRA-LS 的</w:t>
+      </w:r>
+    </w:p>
+    <w:p>
+      <w:r>
+        <w:rPr>
+          <w:rFonts w:ascii="Microsoft YaHei" w:hAnsi="Microsoft YaHei" w:eastAsia="Microsoft YaHei"/>
+          <w:b w:val="0"/>
+          <w:sz w:val="21"/>
+        </w:rPr>
+        <w:t>单点(5.39 秒)整体碾压,进化基本白跑。</w:t>
+      </w:r>
+    </w:p>
+    <w:p>
+      <w:r>
+        <w:rPr>
+          <w:rFonts w:ascii="Microsoft YaHei" w:hAnsi="Microsoft YaHei" w:eastAsia="Microsoft YaHei"/>
+          <w:b/>
+          <w:sz w:val="21"/>
+        </w:rPr>
+        <w:t>解剖</w:t>
+      </w:r>
+      <w:r>
+        <w:rPr>
+          <w:rFonts w:ascii="Microsoft YaHei" w:hAnsi="Microsoft YaHei" w:eastAsia="Microsoft YaHei"/>
+          <w:b w:val="0"/>
+          <w:sz w:val="21"/>
+        </w:rPr>
+        <w:t>:它的"杂交"环节出了结构性问题——两个好解交配出的孩子,大概率两箱货抢同一个格子,</w:t>
+      </w:r>
+    </w:p>
+    <w:p>
+      <w:r>
+        <w:rPr>
+          <w:rFonts w:ascii="Microsoft YaHei" w:hAnsi="Microsoft YaHei" w:eastAsia="Microsoft YaHei"/>
+          <w:b w:val="0"/>
+          <w:sz w:val="21"/>
+        </w:rPr>
+        <w:t>随机修复在拆散冲突时恰好把父母最值钱的基因(重货在低、热货在近)砸烂。孩子几乎永远不如</w:t>
+      </w:r>
+    </w:p>
+    <w:p>
+      <w:r>
+        <w:rPr>
+          <w:rFonts w:ascii="Microsoft YaHei" w:hAnsi="Microsoft YaHei" w:eastAsia="Microsoft YaHei"/>
+          <w:b w:val="0"/>
+          <w:sz w:val="21"/>
+        </w:rPr>
+        <w:t>爹妈,进化等于原地踏步。</w:t>
+      </w:r>
+    </w:p>
+    <w:p>
+      <w:r>
+        <w:rPr>
+          <w:rFonts w:ascii="Microsoft YaHei" w:hAnsi="Microsoft YaHei" w:eastAsia="Microsoft YaHei"/>
+          <w:b/>
+          <w:sz w:val="21"/>
+        </w:rPr>
+        <w:t>救活</w:t>
+      </w:r>
+      <w:r>
+        <w:rPr>
+          <w:rFonts w:ascii="Microsoft YaHei" w:hAnsi="Microsoft YaHei" w:eastAsia="Microsoft YaHei"/>
+          <w:b w:val="0"/>
+          <w:sz w:val="21"/>
+        </w:rPr>
+        <w:t>:把我们自己的 AWRA 解族"播种"进初始种群 → 前沿立刻推进到 4.96~5.60 秒;</w:t>
+      </w:r>
+    </w:p>
+    <w:p>
+      <w:r>
+        <w:rPr>
+          <w:rFonts w:ascii="Microsoft YaHei" w:hAnsi="Microsoft YaHei" w:eastAsia="Microsoft YaHei"/>
+          <w:b w:val="0"/>
+          <w:sz w:val="21"/>
+        </w:rPr>
+        <w:t>然后再进化 200 代,</w:t>
+      </w:r>
+      <w:r>
+        <w:rPr>
+          <w:rFonts w:ascii="Microsoft YaHei" w:hAnsi="Microsoft YaHei" w:eastAsia="Microsoft YaHei"/>
+          <w:b/>
+          <w:sz w:val="21"/>
+        </w:rPr>
+        <w:t>零改进</w:t>
+      </w:r>
+      <w:r>
+        <w:rPr>
+          <w:rFonts w:ascii="Microsoft YaHei" w:hAnsi="Microsoft YaHei" w:eastAsia="Microsoft YaHei"/>
+          <w:b w:val="0"/>
+          <w:sz w:val="21"/>
+        </w:rPr>
+        <w:t>——说明这些解已经是局部最优,也说明重活本来就是启发式在干。</w:t>
+      </w:r>
+    </w:p>
+    <w:p>
+      <w:r>
+        <w:rPr>
+          <w:rFonts w:ascii="Microsoft YaHei" w:hAnsi="Microsoft YaHei" w:eastAsia="Microsoft YaHei"/>
+          <w:b/>
+          <w:sz w:val="21"/>
+        </w:rPr>
+        <w:t>结局</w:t>
+      </w:r>
+      <w:r>
+        <w:rPr>
+          <w:rFonts w:ascii="Microsoft YaHei" w:hAnsi="Microsoft YaHei" w:eastAsia="Microsoft YaHei"/>
+          <w:b w:val="0"/>
+          <w:sz w:val="21"/>
+        </w:rPr>
+        <w:t>:4.96 成了"已证可达最优"的锚点;数学下界 4.72 把整个游戏封了顶:</w:t>
+      </w:r>
+    </w:p>
+    <w:p>
+      <w:r>
+        <w:rPr>
+          <w:rFonts w:ascii="Microsoft YaHei" w:hAnsi="Microsoft YaHei" w:eastAsia="Microsoft YaHei"/>
+          <w:b w:val="0"/>
+          <w:sz w:val="21"/>
+        </w:rPr>
+        <w:t>任何神级优化器的活动空间只剩 8.8%~14.3% 这条已被夹住的缝。</w:t>
+      </w:r>
+    </w:p>
+    <w:p>
+      <w:r>
+        <w:rPr>
+          <w:rFonts w:ascii="Microsoft YaHei" w:hAnsi="Microsoft YaHei" w:eastAsia="Microsoft YaHei"/>
+          <w:b/>
+          <w:sz w:val="21"/>
+        </w:rPr>
+        <w:t>判词</w:t>
+      </w:r>
+      <w:r>
+        <w:rPr>
+          <w:rFonts w:ascii="Microsoft YaHei" w:hAnsi="Microsoft YaHei" w:eastAsia="Microsoft YaHei"/>
+          <w:b w:val="0"/>
+          <w:sz w:val="21"/>
+        </w:rPr>
+        <w:t>:已投入的一天买到了锚点+前沿图+"对照过学术标准"的可信度,很值;</w:t>
+      </w:r>
+    </w:p>
+    <w:p>
+      <w:r>
+        <w:rPr>
+          <w:rFonts w:ascii="Microsoft YaHei" w:hAnsi="Microsoft YaHei" w:eastAsia="Microsoft YaHei"/>
+          <w:b w:val="0"/>
+          <w:sz w:val="21"/>
+        </w:rPr>
+        <w:t>再调一天,只会在夹缝里挪,还可能把我们的 gap 数字变难看而真相不变——不值。(F6/F9)</w:t>
+      </w:r>
+    </w:p>
+    <w:p>
+      <w:pPr>
+        <w:pStyle w:val="Heading3"/>
+      </w:pPr>
+      <w:r>
+        <w:rPr>
+          <w:rFonts w:ascii="Microsoft YaHei" w:hAnsi="Microsoft YaHei" w:eastAsia="Microsoft YaHei"/>
+          <w:b/>
+          <w:color w:val="17365D"/>
+          <w:sz w:val="23"/>
+        </w:rPr>
+        <w:t>7.2 δ 的一整条证据链:一个参数是怎么"挣得"存在资格的</w:t>
+      </w:r>
+    </w:p>
+    <w:p>
+      <w:r>
+        <w:rPr>
+          <w:rFonts w:ascii="Microsoft YaHei" w:hAnsi="Microsoft YaHei" w:eastAsia="Microsoft YaHei"/>
+          <w:b w:val="0"/>
+          <w:sz w:val="21"/>
+        </w:rPr>
+        <w:t>评分公式里最不起眼的第四项 δ(冷门货占黄金位扣分),走完了三关才留下来:</w:t>
+      </w:r>
+    </w:p>
+    <w:p>
+      <w:r>
+        <w:rPr>
+          <w:rFonts w:ascii="Microsoft YaHei" w:hAnsi="Microsoft YaHei" w:eastAsia="Microsoft YaHei"/>
+          <w:b/>
+          <w:sz w:val="21"/>
+        </w:rPr>
+        <w:t>存在性</w:t>
+      </w:r>
+      <w:r>
+        <w:rPr>
+          <w:rFonts w:ascii="Microsoft YaHei" w:hAnsi="Microsoft YaHei" w:eastAsia="Microsoft YaHei"/>
+          <w:b w:val="0"/>
+          <w:sz w:val="21"/>
+        </w:rPr>
+        <w:t>——把 δ 设成 0,打分器选的格子和"就近塞"</w:t>
+      </w:r>
+      <w:r>
+        <w:rPr>
+          <w:rFonts w:ascii="Microsoft YaHei" w:hAnsi="Microsoft YaHei" w:eastAsia="Microsoft YaHei"/>
+          <w:b/>
+          <w:sz w:val="21"/>
+        </w:rPr>
+        <w:t>一字不差</w:t>
+      </w:r>
+      <w:r>
+        <w:rPr>
+          <w:rFonts w:ascii="Microsoft YaHei" w:hAnsi="Microsoft YaHei" w:eastAsia="Microsoft YaHei"/>
+          <w:b w:val="0"/>
+          <w:sz w:val="21"/>
+        </w:rPr>
+        <w:t>(占位集合比对全同):</w:t>
+      </w:r>
+    </w:p>
+    <w:p>
+      <w:r>
+        <w:rPr>
+          <w:rFonts w:ascii="Microsoft YaHei" w:hAnsi="Microsoft YaHei" w:eastAsia="Microsoft YaHei"/>
+          <w:b w:val="0"/>
+          <w:sz w:val="21"/>
+        </w:rPr>
+        <w:t>没有它,整个多目标评分退化成懒人算法,这是它必须存在的证明(F2);</w:t>
+      </w:r>
+    </w:p>
+    <w:p>
+      <w:r>
+        <w:rPr>
+          <w:rFonts w:ascii="Microsoft YaHei" w:hAnsi="Microsoft YaHei" w:eastAsia="Microsoft YaHei"/>
+          <w:b/>
+          <w:sz w:val="21"/>
+        </w:rPr>
+        <w:t>标定</w:t>
+      </w:r>
+      <w:r>
+        <w:rPr>
+          <w:rFonts w:ascii="Microsoft YaHei" w:hAnsi="Microsoft YaHei" w:eastAsia="Microsoft YaHei"/>
+          <w:b w:val="0"/>
+          <w:sz w:val="21"/>
+        </w:rPr>
+        <w:t>——单个随机批次上 0.15 最好?换多个批次重标,发现 0.10~0.30 都是平台,</w:t>
+      </w:r>
+    </w:p>
+    <w:p>
+      <w:r>
+        <w:rPr>
+          <w:rFonts w:ascii="Microsoft YaHei" w:hAnsi="Microsoft YaHei" w:eastAsia="Microsoft YaHei"/>
+          <w:b w:val="0"/>
+          <w:sz w:val="21"/>
+        </w:rPr>
+        <w:t>顺带发现 β 和 γ 两项</w:t>
+      </w:r>
+      <w:r>
+        <w:rPr>
+          <w:rFonts w:ascii="Microsoft YaHei" w:hAnsi="Microsoft YaHei" w:eastAsia="Microsoft YaHei"/>
+          <w:b/>
+          <w:sz w:val="21"/>
+        </w:rPr>
+        <w:t>只有加起来的和起作用</w:t>
+      </w:r>
+      <w:r>
+        <w:rPr>
+          <w:rFonts w:ascii="Microsoft YaHei" w:hAnsi="Microsoft YaHei" w:eastAsia="Microsoft YaHei"/>
+          <w:b w:val="0"/>
+          <w:sz w:val="21"/>
+        </w:rPr>
+        <w:t>(冗余性,F5)——公式因此可以更诚实地解释;</w:t>
+      </w:r>
+    </w:p>
+    <w:p>
+      <w:r>
+        <w:rPr>
+          <w:rFonts w:ascii="Microsoft YaHei" w:hAnsi="Microsoft YaHei" w:eastAsia="Microsoft YaHei"/>
+          <w:b/>
+          <w:sz w:val="21"/>
+        </w:rPr>
+        <w:t>独立验证</w:t>
+      </w:r>
+      <w:r>
+        <w:rPr>
+          <w:rFonts w:ascii="Microsoft YaHei" w:hAnsi="Microsoft YaHei" w:eastAsia="Microsoft YaHei"/>
+          <w:b w:val="0"/>
+          <w:sz w:val="21"/>
+        </w:rPr>
+        <w:t>——参数敏感性扫描(F15)从另一条路重画了这条曲线:悬崖在 0、平台在 0.10~0.30,</w:t>
+      </w:r>
+    </w:p>
+    <w:p>
+      <w:r>
+        <w:rPr>
+          <w:rFonts w:ascii="Microsoft YaHei" w:hAnsi="Microsoft YaHei" w:eastAsia="Microsoft YaHei"/>
+          <w:b w:val="0"/>
+          <w:sz w:val="21"/>
+        </w:rPr>
+        <w:t>且本场景 0.10 略优——而我们的自适应查表在这个场景</w:t>
+      </w:r>
+      <w:r>
+        <w:rPr>
+          <w:rFonts w:ascii="Microsoft YaHei" w:hAnsi="Microsoft YaHei" w:eastAsia="Microsoft YaHei"/>
+          <w:b/>
+          <w:sz w:val="21"/>
+        </w:rPr>
+        <w:t>恰好早就选了 0.10</w:t>
+      </w:r>
+      <w:r>
+        <w:rPr>
+          <w:rFonts w:ascii="Microsoft YaHei" w:hAnsi="Microsoft YaHei" w:eastAsia="Microsoft YaHei"/>
+          <w:b w:val="0"/>
+          <w:sz w:val="21"/>
+        </w:rPr>
+        <w:t>,表被独立佐证。</w:t>
+      </w:r>
+    </w:p>
+    <w:p>
+      <w:r>
+        <w:rPr>
+          <w:rFonts w:ascii="Microsoft YaHei" w:hAnsi="Microsoft YaHei" w:eastAsia="Microsoft YaHei"/>
+          <w:b/>
+          <w:sz w:val="21"/>
+        </w:rPr>
+        <w:t>判词</w:t>
+      </w:r>
+      <w:r>
+        <w:rPr>
+          <w:rFonts w:ascii="Microsoft YaHei" w:hAnsi="Microsoft YaHei" w:eastAsia="Microsoft YaHei"/>
+          <w:b w:val="0"/>
+          <w:sz w:val="21"/>
+        </w:rPr>
+        <w:t>:一个参数三道工序,这就是"每一项为什么存在"被问到时的完整弹药。值,而且是招牌。</w:t>
+      </w:r>
+    </w:p>
+    <w:p>
+      <w:pPr>
+        <w:pStyle w:val="Heading3"/>
+      </w:pPr>
+      <w:r>
+        <w:rPr>
+          <w:rFonts w:ascii="Microsoft YaHei" w:hAnsi="Microsoft YaHei" w:eastAsia="Microsoft YaHei"/>
+          <w:b/>
+          <w:color w:val="17365D"/>
+          <w:sz w:val="23"/>
+        </w:rPr>
+        <w:t>7.3 重排翻车记:净亏 497% 的实验怎么变成加分项</w:t>
+      </w:r>
+    </w:p>
+    <w:p>
+      <w:r>
+        <w:rPr>
+          <w:rFonts w:ascii="Microsoft YaHei" w:hAnsi="Microsoft YaHei" w:eastAsia="Microsoft YaHei"/>
+          <w:b/>
+          <w:sz w:val="21"/>
+        </w:rPr>
+        <w:t>试了什么</w:t>
+      </w:r>
+      <w:r>
+        <w:rPr>
+          <w:rFonts w:ascii="Microsoft YaHei" w:hAnsi="Microsoft YaHei" w:eastAsia="Microsoft YaHei"/>
+          <w:b w:val="0"/>
+          <w:sz w:val="21"/>
+        </w:rPr>
+        <w:t>:仓库跑久了布局会乱(后到的货被迫放次优位),我们做"夜间自动整理"。</w:t>
+      </w:r>
+    </w:p>
+    <w:p>
+      <w:r>
+        <w:rPr>
+          <w:rFonts w:ascii="Microsoft YaHei" w:hAnsi="Microsoft YaHei" w:eastAsia="Microsoft YaHei"/>
+          <w:b/>
+          <w:sz w:val="21"/>
+        </w:rPr>
+        <w:t>撞墙</w:t>
+      </w:r>
+      <w:r>
+        <w:rPr>
+          <w:rFonts w:ascii="Microsoft YaHei" w:hAnsi="Microsoft YaHei" w:eastAsia="Microsoft YaHei"/>
+          <w:b w:val="0"/>
+          <w:sz w:val="21"/>
+        </w:rPr>
+        <w:t>:第一版逻辑是"只要挪了能改善评分就挪"——结果一夜搬 660 次,五夜烧掉 63105 秒</w:t>
+      </w:r>
+    </w:p>
+    <w:p>
+      <w:r>
+        <w:rPr>
+          <w:rFonts w:ascii="Microsoft YaHei" w:hAnsi="Microsoft YaHei" w:eastAsia="Microsoft YaHei"/>
+          <w:b w:val="0"/>
+          <w:sz w:val="21"/>
+        </w:rPr>
+        <w:t>行车时间,换来 3.2% 的质量改善,</w:t>
+      </w:r>
+      <w:r>
+        <w:rPr>
+          <w:rFonts w:ascii="Microsoft YaHei" w:hAnsi="Microsoft YaHei" w:eastAsia="Microsoft YaHei"/>
+          <w:b/>
+          <w:sz w:val="21"/>
+        </w:rPr>
+        <w:t>净亏 497%</w:t>
+      </w:r>
+      <w:r>
+        <w:rPr>
+          <w:rFonts w:ascii="Microsoft YaHei" w:hAnsi="Microsoft YaHei" w:eastAsia="Microsoft YaHei"/>
+          <w:b w:val="0"/>
+          <w:sz w:val="21"/>
+        </w:rPr>
+        <w:t>。要是不细看,差点得出"重排有害"的错结论。</w:t>
+      </w:r>
+    </w:p>
+    <w:p>
+      <w:r>
+        <w:rPr>
+          <w:rFonts w:ascii="Microsoft YaHei" w:hAnsi="Microsoft YaHei" w:eastAsia="Microsoft YaHei"/>
+          <w:b/>
+          <w:sz w:val="21"/>
+        </w:rPr>
+        <w:t>解剖</w:t>
+      </w:r>
+      <w:r>
+        <w:rPr>
+          <w:rFonts w:ascii="Microsoft YaHei" w:hAnsi="Microsoft YaHei" w:eastAsia="Microsoft YaHei"/>
+          <w:b w:val="0"/>
+          <w:sz w:val="21"/>
+        </w:rPr>
+        <w:t>:两个坑叠加。①搬家不要钱吗?没算搬运本身的行车成本;②作业流模型用错了——</w:t>
+      </w:r>
+    </w:p>
+    <w:p>
+      <w:r>
+        <w:rPr>
+          <w:rFonts w:ascii="Microsoft YaHei" w:hAnsi="Microsoft YaHei" w:eastAsia="Microsoft YaHei"/>
+          <w:b w:val="0"/>
+          <w:sz w:val="21"/>
+        </w:rPr>
+        <w:t>"一次性入库流"里每箱货最多被取一次,重排收益天然封顶;题面说的"访问频次"本义是</w:t>
+      </w:r>
+    </w:p>
+    <w:p>
+      <w:r>
+        <w:rPr>
+          <w:rFonts w:ascii="Microsoft YaHei" w:hAnsi="Microsoft YaHei" w:eastAsia="Microsoft YaHei"/>
+          <w:b w:val="0"/>
+          <w:sz w:val="21"/>
+        </w:rPr>
+        <w:t>循环取用,必须换成循环访问口径再评。</w:t>
+      </w:r>
+    </w:p>
+    <w:p>
+      <w:r>
+        <w:rPr>
+          <w:rFonts w:ascii="Microsoft YaHei" w:hAnsi="Microsoft YaHei" w:eastAsia="Microsoft YaHei"/>
+          <w:b/>
+          <w:sz w:val="21"/>
+        </w:rPr>
+        <w:t>结局</w:t>
+      </w:r>
+      <w:r>
+        <w:rPr>
+          <w:rFonts w:ascii="Microsoft YaHei" w:hAnsi="Microsoft YaHei" w:eastAsia="Microsoft YaHei"/>
+          <w:b w:val="0"/>
+          <w:sz w:val="21"/>
+        </w:rPr>
+        <w:t>:改成经济决策(预期收益 &gt; 1.2×搬运成本才动手,每夜限额 20 次)+ 正确口径,</w:t>
+      </w:r>
+    </w:p>
+    <w:p>
+      <w:r>
+        <w:rPr>
+          <w:rFonts w:ascii="Microsoft YaHei" w:hAnsi="Microsoft YaHei" w:eastAsia="Microsoft YaHei"/>
+          <w:b w:val="0"/>
+          <w:sz w:val="21"/>
+        </w:rPr>
+        <w:t>重排的真实身份水落石出:</w:t>
+      </w:r>
+      <w:r>
+        <w:rPr>
+          <w:rFonts w:ascii="Microsoft YaHei" w:hAnsi="Microsoft YaHei" w:eastAsia="Microsoft YaHei"/>
+          <w:b/>
+          <w:sz w:val="21"/>
+        </w:rPr>
+        <w:t>它不是提效机制,是自愈机制</w:t>
+      </w:r>
+      <w:r>
+        <w:rPr>
+          <w:rFonts w:ascii="Microsoft YaHei" w:hAnsi="Microsoft YaHei" w:eastAsia="Microsoft YaHei"/>
+          <w:b w:val="0"/>
+          <w:sz w:val="21"/>
+        </w:rPr>
+        <w:t>——平时别乱动,布局被扰动后</w:t>
+      </w:r>
+    </w:p>
+    <w:p>
+      <w:r>
+        <w:rPr>
+          <w:rFonts w:ascii="Microsoft YaHei" w:hAnsi="Microsoft YaHei" w:eastAsia="Microsoft YaHei"/>
+          <w:b w:val="0"/>
+          <w:sz w:val="21"/>
+        </w:rPr>
+        <w:t>把系统拉回最优。压力测试(F12)从另一侧验证了这个定位:在线策略决定"平时多好",</w:t>
+      </w:r>
+    </w:p>
+    <w:p>
+      <w:r>
+        <w:rPr>
+          <w:rFonts w:ascii="Microsoft YaHei" w:hAnsi="Microsoft YaHei" w:eastAsia="Microsoft YaHei"/>
+          <w:b w:val="0"/>
+          <w:sz w:val="21"/>
+        </w:rPr>
+        <w:t>重排决定"坏了之后多快好回来"。</w:t>
+      </w:r>
+    </w:p>
+    <w:p>
+      <w:r>
+        <w:rPr>
+          <w:rFonts w:ascii="Microsoft YaHei" w:hAnsi="Microsoft YaHei" w:eastAsia="Microsoft YaHei"/>
+          <w:b/>
+          <w:sz w:val="21"/>
+        </w:rPr>
+        <w:t>判词</w:t>
+      </w:r>
+      <w:r>
+        <w:rPr>
+          <w:rFonts w:ascii="Microsoft YaHei" w:hAnsi="Microsoft YaHei" w:eastAsia="Microsoft YaHei"/>
+          <w:b w:val="0"/>
+          <w:sz w:val="21"/>
+        </w:rPr>
+        <w:t>:一个 497% 的翻车,解剖后变成报告"工程取舍"章最有说服力的一页——</w:t>
+      </w:r>
+    </w:p>
+    <w:p>
+      <w:r>
+        <w:rPr>
+          <w:rFonts w:ascii="Microsoft YaHei" w:hAnsi="Microsoft YaHei" w:eastAsia="Microsoft YaHei"/>
+          <w:b w:val="0"/>
+          <w:sz w:val="21"/>
+        </w:rPr>
+        <w:t>负结果如实写,比十页成功更显成熟。极值。(F11)</w:t>
+      </w:r>
+    </w:p>
+    <w:p>
+      <w:pPr>
+        <w:pStyle w:val="Heading3"/>
+      </w:pPr>
+      <w:r>
+        <w:rPr>
+          <w:rFonts w:ascii="Microsoft YaHei" w:hAnsi="Microsoft YaHei" w:eastAsia="Microsoft YaHei"/>
+          <w:b/>
+          <w:color w:val="17365D"/>
+          <w:sz w:val="23"/>
+        </w:rPr>
+        <w:t>7.4 换尺子事件:匀速模型骗人最狠的地方,恰好是你最得意的地方</w:t>
+      </w:r>
+    </w:p>
+    <w:p>
+      <w:r>
+        <w:rPr>
+          <w:rFonts w:ascii="Microsoft YaHei" w:hAnsi="Microsoft YaHei" w:eastAsia="Microsoft YaHei"/>
+          <w:b w:val="0"/>
+          <w:sz w:val="21"/>
+        </w:rPr>
+        <w:t>所有学生作品默认"堆垛机匀速跑"。我们换成真实的梯形加减速后发现一个陷阱:</w:t>
+      </w:r>
+    </w:p>
+    <w:p>
+      <w:r>
+        <w:rPr>
+          <w:rFonts w:ascii="Microsoft YaHei" w:hAnsi="Microsoft YaHei" w:eastAsia="Microsoft YaHei"/>
+          <w:b w:val="0"/>
+          <w:sz w:val="21"/>
+        </w:rPr>
+        <w:t>匀速尺子对</w:t>
+      </w:r>
+      <w:r>
+        <w:rPr>
+          <w:rFonts w:ascii="Microsoft YaHei" w:hAnsi="Microsoft YaHei" w:eastAsia="Microsoft YaHei"/>
+          <w:b/>
+          <w:sz w:val="21"/>
+        </w:rPr>
+        <w:t>随机布局</w:t>
+      </w:r>
+      <w:r>
+        <w:rPr>
+          <w:rFonts w:ascii="Microsoft YaHei" w:hAnsi="Microsoft YaHei" w:eastAsia="Microsoft YaHei"/>
+          <w:b w:val="0"/>
+          <w:sz w:val="21"/>
+        </w:rPr>
+        <w:t>只低估 11%,对</w:t>
+      </w:r>
+      <w:r>
+        <w:rPr>
+          <w:rFonts w:ascii="Microsoft YaHei" w:hAnsi="Microsoft YaHei" w:eastAsia="Microsoft YaHei"/>
+          <w:b/>
+          <w:sz w:val="21"/>
+        </w:rPr>
+        <w:t>就近贪心</w:t>
+      </w:r>
+      <w:r>
+        <w:rPr>
+          <w:rFonts w:ascii="Microsoft YaHei" w:hAnsi="Microsoft YaHei" w:eastAsia="Microsoft YaHei"/>
+          <w:b w:val="0"/>
+          <w:sz w:val="21"/>
+        </w:rPr>
+        <w:t>低估 32.5%,对</w:t>
+      </w:r>
+      <w:r>
+        <w:rPr>
+          <w:rFonts w:ascii="Microsoft YaHei" w:hAnsi="Microsoft YaHei" w:eastAsia="Microsoft YaHei"/>
+          <w:b/>
+          <w:sz w:val="21"/>
+        </w:rPr>
+        <w:t>我们优化后的布局低估 43.5%</w:t>
+      </w:r>
+    </w:p>
+    <w:p>
+      <w:r>
+        <w:rPr>
+          <w:rFonts w:ascii="Microsoft YaHei" w:hAnsi="Microsoft YaHei" w:eastAsia="Microsoft YaHei"/>
+          <w:b w:val="0"/>
+          <w:sz w:val="21"/>
+        </w:rPr>
+        <w:t>——因为优化把货全聚到近处,而短途恰恰是加减速占大头、匀速假设最失真的区间(F7)。</w:t>
+      </w:r>
+    </w:p>
+    <w:p>
+      <w:r>
+        <w:rPr>
+          <w:rFonts w:ascii="Microsoft YaHei" w:hAnsi="Microsoft YaHei" w:eastAsia="Microsoft YaHei"/>
+          <w:b w:val="0"/>
+          <w:sz w:val="21"/>
+        </w:rPr>
+        <w:t>翻译成人话:</w:t>
+      </w:r>
+      <w:r>
+        <w:rPr>
+          <w:rFonts w:ascii="Microsoft YaHei" w:hAnsi="Microsoft YaHei" w:eastAsia="Microsoft YaHei"/>
+          <w:b/>
+          <w:sz w:val="21"/>
+        </w:rPr>
+        <w:t>布局做得越好,旧尺子量出来的成绩越虚</w:t>
+      </w:r>
+      <w:r>
+        <w:rPr>
+          <w:rFonts w:ascii="Microsoft YaHei" w:hAnsi="Microsoft YaHei" w:eastAsia="Microsoft YaHei"/>
+          <w:b w:val="0"/>
+          <w:sz w:val="21"/>
+        </w:rPr>
+        <w:t>。这就是为什么主口径必须换尺子,</w:t>
+      </w:r>
+    </w:p>
+    <w:p>
+      <w:r>
+        <w:rPr>
+          <w:rFonts w:ascii="Microsoft YaHei" w:hAnsi="Microsoft YaHei" w:eastAsia="Microsoft YaHei"/>
+          <w:b w:val="0"/>
+          <w:sz w:val="21"/>
+        </w:rPr>
+        <w:t>哪怕换完数字变"难看"(7.42 秒 vs 5.33 秒)——我们主动选了更保守但更真的那个。</w:t>
+      </w:r>
+    </w:p>
+    <w:p>
+      <w:r>
+        <w:rPr>
+          <w:rFonts w:ascii="Microsoft YaHei" w:hAnsi="Microsoft YaHei" w:eastAsia="Microsoft YaHei"/>
+          <w:b/>
+          <w:sz w:val="21"/>
+        </w:rPr>
+        <w:t>判词</w:t>
+      </w:r>
+      <w:r>
+        <w:rPr>
+          <w:rFonts w:ascii="Microsoft YaHei" w:hAnsi="Microsoft YaHei" w:eastAsia="Microsoft YaHei"/>
+          <w:b w:val="0"/>
+          <w:sz w:val="21"/>
+        </w:rPr>
+        <w:t>:一天工作换来"我们连测量工具都审过"的姿态,评委里坐着 ABB 工程师,这一页是内行话。</w:t>
+      </w:r>
+    </w:p>
+    <w:p>
+      <w:pPr>
+        <w:pStyle w:val="Heading3"/>
+      </w:pPr>
+      <w:r>
+        <w:rPr>
+          <w:rFonts w:ascii="Microsoft YaHei" w:hAnsi="Microsoft YaHei" w:eastAsia="Microsoft YaHei"/>
+          <w:b/>
+          <w:color w:val="17365D"/>
+          <w:sz w:val="23"/>
+        </w:rPr>
+        <w:t>7.5 LTIME=0 之谜:测不出来时,先怀疑表,再怀疑世界</w:t>
+      </w:r>
+    </w:p>
+    <w:p>
+      <w:r>
+        <w:rPr>
+          <w:rFonts w:ascii="Microsoft YaHei" w:hAnsi="Microsoft YaHei" w:eastAsia="Microsoft YaHei"/>
+          <w:b/>
+          <w:sz w:val="21"/>
+        </w:rPr>
+        <w:t>撞墙</w:t>
+      </w:r>
+      <w:r>
+        <w:rPr>
+          <w:rFonts w:ascii="Microsoft YaHei" w:hAnsi="Microsoft YaHei" w:eastAsia="Microsoft YaHei"/>
+          <w:b w:val="0"/>
+          <w:sz w:val="21"/>
+        </w:rPr>
+        <w:t>:想实测"算法切片占用 PLC 每周期多少微秒",探针放进去被调用了五万多次,</w:t>
+      </w:r>
+    </w:p>
+    <w:p>
+      <w:r>
+        <w:rPr>
+          <w:rFonts w:ascii="Microsoft YaHei" w:hAnsi="Microsoft YaHei" w:eastAsia="Microsoft YaHei"/>
+          <w:b w:val="0"/>
+          <w:sz w:val="21"/>
+        </w:rPr>
+        <w:t>读数</w:t>
+      </w:r>
+      <w:r>
+        <w:rPr>
+          <w:rFonts w:ascii="Microsoft YaHei" w:hAnsi="Microsoft YaHei" w:eastAsia="Microsoft YaHei"/>
+          <w:b/>
+          <w:sz w:val="21"/>
+        </w:rPr>
+        <w:t>全是 0</w:t>
+      </w:r>
+      <w:r>
+        <w:rPr>
+          <w:rFonts w:ascii="Microsoft YaHei" w:hAnsi="Microsoft YaHei" w:eastAsia="Microsoft YaHei"/>
+          <w:b w:val="0"/>
+          <w:sz w:val="21"/>
+        </w:rPr>
+        <w:t>。</w:t>
+      </w:r>
+    </w:p>
+    <w:p>
+      <w:r>
+        <w:rPr>
+          <w:rFonts w:ascii="Microsoft YaHei" w:hAnsi="Microsoft YaHei" w:eastAsia="Microsoft YaHei"/>
+          <w:b/>
+          <w:sz w:val="21"/>
+        </w:rPr>
+        <w:t>解剖</w:t>
+      </w:r>
+      <w:r>
+        <w:rPr>
+          <w:rFonts w:ascii="Microsoft YaHei" w:hAnsi="Microsoft YaHei" w:eastAsia="Microsoft YaHei"/>
+          <w:b w:val="0"/>
+          <w:sz w:val="21"/>
+        </w:rPr>
+        <w:t>:探针没坏(采样计数在涨),坏的是"表"——最可能的根因是 PLC 的时间函数在</w:t>
+      </w:r>
+    </w:p>
+    <w:p>
+      <w:r>
+        <w:rPr>
+          <w:rFonts w:ascii="Microsoft YaHei" w:hAnsi="Microsoft YaHei" w:eastAsia="Microsoft YaHei"/>
+          <w:b w:val="0"/>
+          <w:sz w:val="21"/>
+        </w:rPr>
+        <w:t>一个扫描周期内返回缓存值(整个周期读到的是同一个时刻),周期内无论怎么测都是 0。</w:t>
+      </w:r>
+    </w:p>
+    <w:p>
+      <w:r>
+        <w:rPr>
+          <w:rFonts w:ascii="Microsoft YaHei" w:hAnsi="Microsoft YaHei" w:eastAsia="Microsoft YaHei"/>
+          <w:b w:val="0"/>
+          <w:sz w:val="21"/>
+        </w:rPr>
+        <w:t>这个推断顺手枪毙了一个看似聪明的备选方案("累计一千次采样摊薄分辨率"——一千个 0</w:t>
+      </w:r>
+    </w:p>
+    <w:p>
+      <w:r>
+        <w:rPr>
+          <w:rFonts w:ascii="Microsoft YaHei" w:hAnsi="Microsoft YaHei" w:eastAsia="Microsoft YaHei"/>
+          <w:b w:val="0"/>
+          <w:sz w:val="21"/>
+        </w:rPr>
+        <w:t>加起来还是 0),少走一轮注定失败的弯路。</w:t>
+      </w:r>
+    </w:p>
+    <w:p>
+      <w:r>
+        <w:rPr>
+          <w:rFonts w:ascii="Microsoft YaHei" w:hAnsi="Microsoft YaHei" w:eastAsia="Microsoft YaHei"/>
+          <w:b/>
+          <w:sz w:val="21"/>
+        </w:rPr>
+        <w:t>结局</w:t>
+      </w:r>
+      <w:r>
+        <w:rPr>
+          <w:rFonts w:ascii="Microsoft YaHei" w:hAnsi="Microsoft YaHei" w:eastAsia="Microsoft YaHei"/>
+          <w:b w:val="0"/>
+          <w:sz w:val="21"/>
+        </w:rPr>
+        <w:t>:换官方渠道(任务监视页的调度器自带统计,批次执行中),另备了一个换时钟源的</w:t>
+      </w:r>
+    </w:p>
+    <w:p>
+      <w:r>
+        <w:rPr>
+          <w:rFonts w:ascii="Microsoft YaHei" w:hAnsi="Microsoft YaHei" w:eastAsia="Microsoft YaHei"/>
+          <w:b w:val="0"/>
+          <w:sz w:val="21"/>
+        </w:rPr>
+        <w:t>探针文件坐冷板凳。报告口径也提前定好:就算只拿到任务级周期时间,照样是实测数据。</w:t>
+      </w:r>
+    </w:p>
+    <w:p>
+      <w:r>
+        <w:rPr>
+          <w:rFonts w:ascii="Microsoft YaHei" w:hAnsi="Microsoft YaHei" w:eastAsia="Microsoft YaHei"/>
+          <w:b/>
+          <w:sz w:val="21"/>
+        </w:rPr>
+        <w:t>判词</w:t>
+      </w:r>
+      <w:r>
+        <w:rPr>
+          <w:rFonts w:ascii="Microsoft YaHei" w:hAnsi="Microsoft YaHei" w:eastAsia="Microsoft YaHei"/>
+          <w:b w:val="0"/>
+          <w:sz w:val="21"/>
+        </w:rPr>
+        <w:t>:值——"测量手段本身要被怀疑"是工程素养的硬证据,而且失败原因分析防止了</w:t>
+      </w:r>
+    </w:p>
+    <w:p>
+      <w:r>
+        <w:rPr>
+          <w:rFonts w:ascii="Microsoft YaHei" w:hAnsi="Microsoft YaHei" w:eastAsia="Microsoft YaHei"/>
+          <w:b w:val="0"/>
+          <w:sz w:val="21"/>
+        </w:rPr>
+        <w:t>后续瞎忙。(README_PLC §4b)</w:t>
+      </w:r>
+    </w:p>
+    <w:p>
+      <w:pPr>
+        <w:pStyle w:val="Heading3"/>
+      </w:pPr>
+      <w:r>
+        <w:rPr>
+          <w:rFonts w:ascii="Microsoft YaHei" w:hAnsi="Microsoft YaHei" w:eastAsia="Microsoft YaHei"/>
+          <w:b/>
+          <w:color w:val="17365D"/>
+          <w:sz w:val="23"/>
+        </w:rPr>
+        <w:t>7.6 三次"人祸"防御战:贴错窗、误诊、8.7% 伪值</w:t>
+      </w:r>
+    </w:p>
+    <w:p>
+      <w:r>
+        <w:rPr>
+          <w:rFonts w:ascii="Microsoft YaHei" w:hAnsi="Microsoft YaHei" w:eastAsia="Microsoft YaHei"/>
+          <w:b w:val="0"/>
+          <w:sz w:val="21"/>
+        </w:rPr>
+        <w:t>深井不全在算法里,有三次是防人的:</w:t>
       </w:r>
     </w:p>
     <w:p>
@@ -2690,7 +3626,7 @@
           <w:b/>
           <w:sz w:val="21"/>
         </w:rPr>
-        <w:t>H 口径(主口径)</w:t>
+        <w:t>贴错窗事故</w:t>
       </w:r>
       <w:r>
         <w:rPr>
@@ -2698,7 +3634,27 @@
           <w:b w:val="0"/>
           <w:sz w:val="21"/>
         </w:rPr>
-        <w:t>:堆垛机按真实物理加减速跑 + 权重按场景查表——更接近真实,数字更保守;</w:t>
+        <w:t>:执行助手(Codex)自己坦白可能把代码贴错了窗口又恢复了——恢复后没人</w:t>
+      </w:r>
+    </w:p>
+    <w:p>
+      <w:r>
+        <w:rPr>
+          <w:rFonts w:ascii="Microsoft YaHei" w:hAnsi="Microsoft YaHei" w:eastAsia="Microsoft YaHei"/>
+          <w:b w:val="0"/>
+          <w:sz w:val="21"/>
+        </w:rPr>
+        <w:t>重新验证过,那 23 个通过的用例就只是"预期"不是"事实"。我们强制重验,最后用截图的</w:t>
+      </w:r>
+    </w:p>
+    <w:p>
+      <w:r>
+        <w:rPr>
+          <w:rFonts w:ascii="Microsoft YaHei" w:hAnsi="Microsoft YaHei" w:eastAsia="Microsoft YaHei"/>
+          <w:b w:val="0"/>
+          <w:sz w:val="21"/>
+        </w:rPr>
+        <w:t>文件时间戳闭合证据链(19:08 编译零错误 → 19:11 测试全过)。</w:t>
       </w:r>
     </w:p>
     <w:p>
@@ -2711,7 +3667,7 @@
           <w:b/>
           <w:sz w:val="21"/>
         </w:rPr>
-        <w:t>对照口径</w:t>
+        <w:t>误诊否决</w:t>
       </w:r>
       <w:r>
         <w:rPr>
@@ -2719,7 +3675,7 @@
           <w:b w:val="0"/>
           <w:sz w:val="21"/>
         </w:rPr>
-        <w:t>:匀速 + 固定权重——和学术文献一个量法,方便比对。</w:t>
+        <w:t>:Codex 声称"程序直接挂任务会报 not defined"并想把这写进报告——复核后</w:t>
       </w:r>
     </w:p>
     <w:p>
@@ -2729,26 +3685,28 @@
           <w:b w:val="0"/>
           <w:sz w:val="21"/>
         </w:rPr>
-        <w:t xml:space="preserve">规矩(全项目铁律):任何数字必须说明用的哪把尺子;头条数字只认 </w:t>
-      </w:r>
-      <w:r>
-        <w:rPr>
-          <w:rFonts w:ascii="Consolas" w:hAnsi="Consolas" w:eastAsia="Microsoft YaHei"/>
-          <w:b w:val="0"/>
-          <w:color w:val="1A4D7C"/>
-          <w:sz w:val="21"/>
-        </w:rPr>
-        <w:t>sim/headline.py</w:t>
+        <w:t>结论不成立(它自己的绕法碰巧等效),这条被明令禁止进任何文档。执行者的结论也要审。</w:t>
       </w:r>
     </w:p>
     <w:p>
+      <w:pPr>
+        <w:pStyle w:val="ListBullet"/>
+      </w:pPr>
+      <w:r>
+        <w:rPr>
+          <w:rFonts w:ascii="Microsoft YaHei" w:hAnsi="Microsoft YaHei" w:eastAsia="Microsoft YaHei"/>
+          <w:b/>
+          <w:sz w:val="21"/>
+        </w:rPr>
+        <w:t>8.7% 伪值</w:t>
+      </w:r>
       <w:r>
         <w:rPr>
           <w:rFonts w:ascii="Microsoft YaHei" w:hAnsi="Microsoft YaHei" w:eastAsia="Microsoft YaHei"/>
           <w:b w:val="0"/>
           <w:sz w:val="21"/>
         </w:rPr>
-        <w:t>跑出来的;文档里不许手抄数字(报告生成器自动注入,防抄错——事实上它已经抓到过一次:</w:t>
+        <w:t>:文档里写了很久的"距最优 ≤8.7%",被报告生成器交叉核对时抓包——它是用</w:t>
       </w:r>
     </w:p>
     <w:p>
@@ -2758,7 +3716,162 @@
           <w:b w:val="0"/>
           <w:sz w:val="21"/>
         </w:rPr>
-        <w:t>之前文档里写"距最优 ≤8.7%",生成器用原始值一算是 8.77%,已全部订正为 8.8%)。</w:t>
+        <w:t>四舍五入后的中间值(5.39/4.96)算的,拿未舍入原值一算是 8.77%,"≤8.7"这个声明根本</w:t>
+      </w:r>
+    </w:p>
+    <w:p>
+      <w:r>
+        <w:rPr>
+          <w:rFonts w:ascii="Microsoft YaHei" w:hAnsi="Microsoft YaHei" w:eastAsia="Microsoft YaHei"/>
+          <w:b w:val="0"/>
+          <w:sz w:val="21"/>
+        </w:rPr>
+        <w:t>不成立。全项目五处订正为 8.8%。**这正是"数字只许一个来源、文档不许手抄数字"这条</w:t>
+      </w:r>
+    </w:p>
+    <w:p>
+      <w:r>
+        <w:rPr>
+          <w:rFonts w:ascii="Microsoft YaHei" w:hAnsi="Microsoft YaHei" w:eastAsia="Microsoft YaHei"/>
+          <w:b w:val="0"/>
+          <w:sz w:val="21"/>
+        </w:rPr>
+        <w:t>纪律存在的理由**:评委手算一下就能戳穿的东西,必须先被自己的机器戳穿。</w:t>
+      </w:r>
+    </w:p>
+    <w:p>
+      <w:r>
+        <w:rPr>
+          <w:rFonts w:ascii="Microsoft YaHei" w:hAnsi="Microsoft YaHei" w:eastAsia="Microsoft YaHei"/>
+          <w:b/>
+          <w:sz w:val="21"/>
+        </w:rPr>
+        <w:t>判词</w:t>
+      </w:r>
+      <w:r>
+        <w:rPr>
+          <w:rFonts w:ascii="Microsoft YaHei" w:hAnsi="Microsoft YaHei" w:eastAsia="Microsoft YaHei"/>
+          <w:b w:val="0"/>
+          <w:sz w:val="21"/>
+        </w:rPr>
+        <w:t>:三次都值——比赛输在这种地方比输在算法上冤十倍。</w:t>
+      </w:r>
+    </w:p>
+    <w:p>
+      <w:pPr>
+        <w:pStyle w:val="Heading3"/>
+      </w:pPr>
+      <w:r>
+        <w:rPr>
+          <w:rFonts w:ascii="Microsoft YaHei" w:hAnsi="Microsoft YaHei" w:eastAsia="Microsoft YaHei"/>
+          <w:b/>
+          <w:color w:val="17365D"/>
+          <w:sz w:val="23"/>
+        </w:rPr>
+        <w:t>7.7 判断"值不值得再深挖"的统一框架(所有取舍共用)</w:t>
+      </w:r>
+    </w:p>
+    <w:p>
+      <w:r>
+        <w:rPr>
+          <w:rFonts w:ascii="Microsoft YaHei" w:hAnsi="Microsoft YaHei" w:eastAsia="Microsoft YaHei"/>
+          <w:b w:val="0"/>
+          <w:sz w:val="21"/>
+        </w:rPr>
+        <w:t>每口井挖不挖、挖多深,都过同三问:</w:t>
+      </w:r>
+    </w:p>
+    <w:p>
+      <w:pPr>
+        <w:pStyle w:val="ListNumber"/>
+      </w:pPr>
+      <w:r>
+        <w:rPr>
+          <w:rFonts w:ascii="Microsoft YaHei" w:hAnsi="Microsoft YaHei" w:eastAsia="Microsoft YaHei"/>
+          <w:b/>
+          <w:sz w:val="21"/>
+        </w:rPr>
+        <w:t>上限被什么封死?</w:t>
+      </w:r>
+      <w:r>
+        <w:rPr>
+          <w:rFonts w:ascii="Microsoft YaHei" w:hAnsi="Microsoft YaHei" w:eastAsia="Microsoft YaHei"/>
+          <w:b w:val="0"/>
+          <w:sz w:val="21"/>
+        </w:rPr>
+        <w:t>(数学下界/物理规律/评分表权重——NSGA-II 被下界封死,</w:t>
+      </w:r>
+    </w:p>
+    <w:p>
+      <w:r>
+        <w:rPr>
+          <w:rFonts w:ascii="Microsoft YaHei" w:hAnsi="Microsoft YaHei" w:eastAsia="Microsoft YaHei"/>
+          <w:b w:val="0"/>
+          <w:sz w:val="21"/>
+        </w:rPr>
+        <w:t>继续死磕头条数字被"8.8%"封死,DRL 被"文献收益个位数+要一年数据"封死)</w:t>
+      </w:r>
+    </w:p>
+    <w:p>
+      <w:pPr>
+        <w:pStyle w:val="ListNumber"/>
+      </w:pPr>
+      <w:r>
+        <w:rPr>
+          <w:rFonts w:ascii="Microsoft YaHei" w:hAnsi="Microsoft YaHei" w:eastAsia="Microsoft YaHei"/>
+          <w:b/>
+          <w:sz w:val="21"/>
+        </w:rPr>
+        <w:t>再投一天,评委能看到的增量是什么?</w:t>
+      </w:r>
+      <w:r>
+        <w:rPr>
+          <w:rFonts w:ascii="Microsoft YaHei" w:hAnsi="Microsoft YaHei" w:eastAsia="Microsoft YaHei"/>
+          <w:b w:val="0"/>
+          <w:sz w:val="21"/>
+        </w:rPr>
+        <w:t>(看不到的努力=没有努力;这也是 40 天</w:t>
+      </w:r>
+    </w:p>
+    <w:p>
+      <w:r>
+        <w:rPr>
+          <w:rFonts w:ascii="Microsoft YaHei" w:hAnsi="Microsoft YaHei" w:eastAsia="Microsoft YaHei"/>
+          <w:b w:val="0"/>
+          <w:sz w:val="21"/>
+        </w:rPr>
+        <w:t>转向报告/录屏/PPT 的全部理由)</w:t>
+      </w:r>
+    </w:p>
+    <w:p>
+      <w:pPr>
+        <w:pStyle w:val="ListNumber"/>
+      </w:pPr>
+      <w:r>
+        <w:rPr>
+          <w:rFonts w:ascii="Microsoft YaHei" w:hAnsi="Microsoft YaHei" w:eastAsia="Microsoft YaHei"/>
+          <w:b/>
+          <w:sz w:val="21"/>
+        </w:rPr>
+        <w:t>失败能不能变成叙事资产?</w:t>
+      </w:r>
+      <w:r>
+        <w:rPr>
+          <w:rFonts w:ascii="Microsoft YaHei" w:hAnsi="Microsoft YaHei" w:eastAsia="Microsoft YaHei"/>
+          <w:b w:val="0"/>
+          <w:sz w:val="21"/>
+        </w:rPr>
+        <w:t>(497% 翻车、LTIME=0、NSGA 冻结——全都能;</w:t>
+      </w:r>
+    </w:p>
+    <w:p>
+      <w:r>
+        <w:rPr>
+          <w:rFonts w:ascii="Microsoft YaHei" w:hAnsi="Microsoft YaHei" w:eastAsia="Microsoft YaHei"/>
+          <w:b w:val="0"/>
+          <w:sz w:val="21"/>
+        </w:rPr>
+        <w:t>所以敢试,试错不亏)</w:t>
       </w:r>
     </w:p>
     <w:p/>
@@ -2773,7 +3886,129 @@
           <w:color w:val="17365D"/>
           <w:sz w:val="26"/>
         </w:rPr>
-        <w:t>8. 接下来 40 天干什么?你需要做什么?</w:t>
+        <w:t>8. "口径"是什么?为什么同一个东西有两个数?</w:t>
+      </w:r>
+    </w:p>
+    <w:p>
+      <w:r>
+        <w:rPr>
+          <w:rFonts w:ascii="Microsoft YaHei" w:hAnsi="Microsoft YaHei" w:eastAsia="Microsoft YaHei"/>
+          <w:b w:val="0"/>
+          <w:sz w:val="21"/>
+        </w:rPr>
+        <w:t>你会看到"7.42 秒(H 口径)"和"5.33 秒(对照口径)"并存——不是错,是</w:t>
+      </w:r>
+      <w:r>
+        <w:rPr>
+          <w:rFonts w:ascii="Microsoft YaHei" w:hAnsi="Microsoft YaHei" w:eastAsia="Microsoft YaHei"/>
+          <w:b/>
+          <w:sz w:val="21"/>
+        </w:rPr>
+        <w:t>两把尺子</w:t>
+      </w:r>
+      <w:r>
+        <w:rPr>
+          <w:rFonts w:ascii="Microsoft YaHei" w:hAnsi="Microsoft YaHei" w:eastAsia="Microsoft YaHei"/>
+          <w:b w:val="0"/>
+          <w:sz w:val="21"/>
+        </w:rPr>
+        <w:t>:</w:t>
+      </w:r>
+    </w:p>
+    <w:p>
+      <w:pPr>
+        <w:pStyle w:val="ListBullet"/>
+      </w:pPr>
+      <w:r>
+        <w:rPr>
+          <w:rFonts w:ascii="Microsoft YaHei" w:hAnsi="Microsoft YaHei" w:eastAsia="Microsoft YaHei"/>
+          <w:b/>
+          <w:sz w:val="21"/>
+        </w:rPr>
+        <w:t>H 口径(主口径)</w:t>
+      </w:r>
+      <w:r>
+        <w:rPr>
+          <w:rFonts w:ascii="Microsoft YaHei" w:hAnsi="Microsoft YaHei" w:eastAsia="Microsoft YaHei"/>
+          <w:b w:val="0"/>
+          <w:sz w:val="21"/>
+        </w:rPr>
+        <w:t>:堆垛机按真实物理加减速跑 + 权重按场景查表——更接近真实,数字更保守;</w:t>
+      </w:r>
+    </w:p>
+    <w:p>
+      <w:pPr>
+        <w:pStyle w:val="ListBullet"/>
+      </w:pPr>
+      <w:r>
+        <w:rPr>
+          <w:rFonts w:ascii="Microsoft YaHei" w:hAnsi="Microsoft YaHei" w:eastAsia="Microsoft YaHei"/>
+          <w:b/>
+          <w:sz w:val="21"/>
+        </w:rPr>
+        <w:t>对照口径</w:t>
+      </w:r>
+      <w:r>
+        <w:rPr>
+          <w:rFonts w:ascii="Microsoft YaHei" w:hAnsi="Microsoft YaHei" w:eastAsia="Microsoft YaHei"/>
+          <w:b w:val="0"/>
+          <w:sz w:val="21"/>
+        </w:rPr>
+        <w:t>:匀速 + 固定权重——和学术文献一个量法,方便比对。</w:t>
+      </w:r>
+    </w:p>
+    <w:p>
+      <w:r>
+        <w:rPr>
+          <w:rFonts w:ascii="Microsoft YaHei" w:hAnsi="Microsoft YaHei" w:eastAsia="Microsoft YaHei"/>
+          <w:b w:val="0"/>
+          <w:sz w:val="21"/>
+        </w:rPr>
+        <w:t xml:space="preserve">规矩(全项目铁律):任何数字必须说明用的哪把尺子;头条数字只认 </w:t>
+      </w:r>
+      <w:r>
+        <w:rPr>
+          <w:rFonts w:ascii="Consolas" w:hAnsi="Consolas" w:eastAsia="Microsoft YaHei"/>
+          <w:b w:val="0"/>
+          <w:color w:val="1A4D7C"/>
+          <w:sz w:val="21"/>
+        </w:rPr>
+        <w:t>sim/headline.py</w:t>
+      </w:r>
+    </w:p>
+    <w:p>
+      <w:r>
+        <w:rPr>
+          <w:rFonts w:ascii="Microsoft YaHei" w:hAnsi="Microsoft YaHei" w:eastAsia="Microsoft YaHei"/>
+          <w:b w:val="0"/>
+          <w:sz w:val="21"/>
+        </w:rPr>
+        <w:t>跑出来的;文档里不许手抄数字(报告生成器自动注入,防抄错——事实上它已经抓到过一次:</w:t>
+      </w:r>
+    </w:p>
+    <w:p>
+      <w:r>
+        <w:rPr>
+          <w:rFonts w:ascii="Microsoft YaHei" w:hAnsi="Microsoft YaHei" w:eastAsia="Microsoft YaHei"/>
+          <w:b w:val="0"/>
+          <w:sz w:val="21"/>
+        </w:rPr>
+        <w:t>之前文档里写"距最优 ≤8.7%",生成器用原始值一算是 8.77%,已全部订正为 8.8%)。</w:t>
+      </w:r>
+    </w:p>
+    <w:p/>
+    <w:p>
+      <w:pPr>
+        <w:pStyle w:val="Heading2"/>
+      </w:pPr>
+      <w:r>
+        <w:rPr>
+          <w:rFonts w:ascii="Microsoft YaHei" w:hAnsi="Microsoft YaHei" w:eastAsia="Microsoft YaHei"/>
+          <w:b/>
+          <w:color w:val="17365D"/>
+          <w:sz w:val="26"/>
+        </w:rPr>
+        <w:t>9. 接下来 40 天干什么?你需要做什么?</w:t>
       </w:r>
     </w:p>
     <w:p>
@@ -3208,7 +4443,7 @@
           <w:color w:val="17365D"/>
           <w:sz w:val="26"/>
         </w:rPr>
-        <w:t>9. 常见疑问快答(FAQ)</w:t>
+        <w:t>10. 常见疑问快答(FAQ)</w:t>
       </w:r>
     </w:p>
     <w:p>
@@ -3414,7 +4649,7 @@
           <w:color w:val="17365D"/>
           <w:sz w:val="26"/>
         </w:rPr>
-        <w:t>10. 词汇表(见到就查)</w:t>
+        <w:t>11. 词汇表(见到就查)</w:t>
       </w:r>
     </w:p>
     <w:tbl>

--- a/1_给你看/项目通俗导览.docx
+++ b/1_给你看/项目通俗导览.docx
@@ -428,6 +428,59 @@
           <w:sz w:val="21"/>
         </w:rPr>
         <w:t>SLAP(仓位分配问题),研究了六十年。</w:t>
+      </w:r>
+    </w:p>
+    <w:p>
+      <w:pPr>
+        <w:jc w:val="center"/>
+      </w:pPr>
+      <w:r>
+        <w:drawing>
+          <wp:inline xmlns:a="http://schemas.openxmlformats.org/drawingml/2006/main" xmlns:pic="http://schemas.openxmlformats.org/drawingml/2006/picture">
+            <wp:extent cx="5400000" cy="3893023"/>
+            <wp:docPr id="1" name="Picture 1"/>
+            <wp:cNvGraphicFramePr>
+              <a:graphicFrameLocks noChangeAspect="1"/>
+            </wp:cNvGraphicFramePr>
+            <a:graphic>
+              <a:graphicData uri="http://schemas.openxmlformats.org/drawingml/2006/picture">
+                <pic:pic>
+                  <pic:nvPicPr>
+                    <pic:cNvPr id="0" name="figE1_仓库示意.png"/>
+                    <pic:cNvPicPr/>
+                  </pic:nvPicPr>
+                  <pic:blipFill>
+                    <a:blip r:embed="rId9"/>
+                    <a:stretch>
+                      <a:fillRect/>
+                    </a:stretch>
+                  </pic:blipFill>
+                  <pic:spPr>
+                    <a:xfrm>
+                      <a:off x="0" y="0"/>
+                      <a:ext cx="5400000" cy="3893023"/>
+                    </a:xfrm>
+                    <a:prstGeom prst="rect"/>
+                  </pic:spPr>
+                </pic:pic>
+              </a:graphicData>
+            </a:graphic>
+          </wp:inline>
+        </w:drawing>
+      </w:r>
+    </w:p>
+    <w:p>
+      <w:pPr>
+        <w:jc w:val="center"/>
+      </w:pPr>
+      <w:r>
+        <w:rPr>
+          <w:rFonts w:ascii="Microsoft YaHei" w:hAnsi="Microsoft YaHei" w:eastAsia="Microsoft YaHei"/>
+          <w:b/>
+          <w:color w:val="606060"/>
+          <w:sz w:val="18"/>
+        </w:rPr>
+        <w:t>图E1 赛题场景:把题面变成一张图(示意图,生成:python sim/explainer_figs.py)</w:t>
       </w:r>
     </w:p>
     <w:p/>
@@ -977,6 +1030,59 @@
           <w:sz w:val="21"/>
         </w:rPr>
         <w:t>(H 口径),这个差距就是"不知道未来"的代价——报告里这条 gap 分析是主线故事。</w:t>
+      </w:r>
+    </w:p>
+    <w:p>
+      <w:pPr>
+        <w:jc w:val="center"/>
+      </w:pPr>
+      <w:r>
+        <w:drawing>
+          <wp:inline xmlns:a="http://schemas.openxmlformats.org/drawingml/2006/main" xmlns:pic="http://schemas.openxmlformats.org/drawingml/2006/picture">
+            <wp:extent cx="5400000" cy="3085714"/>
+            <wp:docPr id="2" name="Picture 2"/>
+            <wp:cNvGraphicFramePr>
+              <a:graphicFrameLocks noChangeAspect="1"/>
+            </wp:cNvGraphicFramePr>
+            <a:graphic>
+              <a:graphicData uri="http://schemas.openxmlformats.org/drawingml/2006/picture">
+                <pic:pic>
+                  <pic:nvPicPr>
+                    <pic:cNvPr id="0" name="figE2_双层算法.png"/>
+                    <pic:cNvPicPr/>
+                  </pic:nvPicPr>
+                  <pic:blipFill>
+                    <a:blip r:embed="rId10"/>
+                    <a:stretch>
+                      <a:fillRect/>
+                    </a:stretch>
+                  </pic:blipFill>
+                  <pic:spPr>
+                    <a:xfrm>
+                      <a:off x="0" y="0"/>
+                      <a:ext cx="5400000" cy="3085714"/>
+                    </a:xfrm>
+                    <a:prstGeom prst="rect"/>
+                  </pic:spPr>
+                </pic:pic>
+              </a:graphicData>
+            </a:graphic>
+          </wp:inline>
+        </w:drawing>
+      </w:r>
+    </w:p>
+    <w:p>
+      <w:pPr>
+        <w:jc w:val="center"/>
+      </w:pPr>
+      <w:r>
+        <w:rPr>
+          <w:rFonts w:ascii="Microsoft YaHei" w:hAnsi="Microsoft YaHei" w:eastAsia="Microsoft YaHei"/>
+          <w:b/>
+          <w:color w:val="606060"/>
+          <w:sz w:val="18"/>
+        </w:rPr>
+        <w:t>图E2 双层算法一图流:左=平时值班的打分器,右=整批到齐的整理师(示意图)</w:t>
       </w:r>
     </w:p>
     <w:p>
@@ -1370,6 +1476,112 @@
         <w:t>(任何实验里都必须是 0,这是底线不是指标)。</w:t>
       </w:r>
     </w:p>
+    <w:p>
+      <w:pPr>
+        <w:jc w:val="center"/>
+      </w:pPr>
+      <w:r>
+        <w:drawing>
+          <wp:inline xmlns:a="http://schemas.openxmlformats.org/drawingml/2006/main" xmlns:pic="http://schemas.openxmlformats.org/drawingml/2006/picture">
+            <wp:extent cx="5400000" cy="1388571"/>
+            <wp:docPr id="3" name="Picture 3"/>
+            <wp:cNvGraphicFramePr>
+              <a:graphicFrameLocks noChangeAspect="1"/>
+            </wp:cNvGraphicFramePr>
+            <a:graphic>
+              <a:graphicData uri="http://schemas.openxmlformats.org/drawingml/2006/picture">
+                <pic:pic>
+                  <pic:nvPicPr>
+                    <pic:cNvPr id="0" name="fig1_策略对比.png"/>
+                    <pic:cNvPicPr/>
+                  </pic:nvPicPr>
+                  <pic:blipFill>
+                    <a:blip r:embed="rId11"/>
+                    <a:stretch>
+                      <a:fillRect/>
+                    </a:stretch>
+                  </pic:blipFill>
+                  <pic:spPr>
+                    <a:xfrm>
+                      <a:off x="0" y="0"/>
+                      <a:ext cx="5400000" cy="1388571"/>
+                    </a:xfrm>
+                    <a:prstGeom prst="rect"/>
+                  </pic:spPr>
+                </pic:pic>
+              </a:graphicData>
+            </a:graphic>
+          </wp:inline>
+        </w:drawing>
+      </w:r>
+    </w:p>
+    <w:p>
+      <w:pPr>
+        <w:jc w:val="center"/>
+      </w:pPr>
+      <w:r>
+        <w:rPr>
+          <w:rFonts w:ascii="Microsoft YaHei" w:hAnsi="Microsoft YaHei" w:eastAsia="Microsoft YaHei"/>
+          <w:b/>
+          <w:color w:val="606060"/>
+          <w:sz w:val="18"/>
+        </w:rPr>
+        <w:t>图1 五策略主指标对比(真实数据图,复现:python sim/warehouse_sim.py)</w:t>
+      </w:r>
+    </w:p>
+    <w:p>
+      <w:pPr>
+        <w:jc w:val="center"/>
+      </w:pPr>
+      <w:r>
+        <w:drawing>
+          <wp:inline xmlns:a="http://schemas.openxmlformats.org/drawingml/2006/main" xmlns:pic="http://schemas.openxmlformats.org/drawingml/2006/picture">
+            <wp:extent cx="5400000" cy="2148086"/>
+            <wp:docPr id="4" name="Picture 4"/>
+            <wp:cNvGraphicFramePr>
+              <a:graphicFrameLocks noChangeAspect="1"/>
+            </wp:cNvGraphicFramePr>
+            <a:graphic>
+              <a:graphicData uri="http://schemas.openxmlformats.org/drawingml/2006/picture">
+                <pic:pic>
+                  <pic:nvPicPr>
+                    <pic:cNvPr id="0" name="fig2_占用热力图.png"/>
+                    <pic:cNvPicPr/>
+                  </pic:nvPicPr>
+                  <pic:blipFill>
+                    <a:blip r:embed="rId12"/>
+                    <a:stretch>
+                      <a:fillRect/>
+                    </a:stretch>
+                  </pic:blipFill>
+                  <pic:spPr>
+                    <a:xfrm>
+                      <a:off x="0" y="0"/>
+                      <a:ext cx="5400000" cy="2148086"/>
+                    </a:xfrm>
+                    <a:prstGeom prst="rect"/>
+                  </pic:spPr>
+                </pic:pic>
+              </a:graphicData>
+            </a:graphic>
+          </wp:inline>
+        </w:drawing>
+      </w:r>
+    </w:p>
+    <w:p>
+      <w:pPr>
+        <w:jc w:val="center"/>
+      </w:pPr>
+      <w:r>
+        <w:rPr>
+          <w:rFonts w:ascii="Microsoft YaHei" w:hAnsi="Microsoft YaHei" w:eastAsia="Microsoft YaHei"/>
+          <w:b/>
+          <w:color w:val="606060"/>
+          <w:sz w:val="18"/>
+        </w:rPr>
+        <w:t>图2 布局热力图:优化后热门货(深色)自动聚到左下角 I/O 口附近——算法在"看得见"地工作(真实数据图)</w:t>
+      </w:r>
+    </w:p>
     <w:p/>
     <w:p>
       <w:pPr>
@@ -1744,6 +1956,59 @@
           <w:sz w:val="21"/>
         </w:rPr>
         <w:t>。</w:t>
+      </w:r>
+    </w:p>
+    <w:p>
+      <w:pPr>
+        <w:jc w:val="center"/>
+      </w:pPr>
+      <w:r>
+        <w:drawing>
+          <wp:inline xmlns:a="http://schemas.openxmlformats.org/drawingml/2006/main" xmlns:pic="http://schemas.openxmlformats.org/drawingml/2006/picture">
+            <wp:extent cx="5400000" cy="2897561"/>
+            <wp:docPr id="5" name="Picture 5"/>
+            <wp:cNvGraphicFramePr>
+              <a:graphicFrameLocks noChangeAspect="1"/>
+            </wp:cNvGraphicFramePr>
+            <a:graphic>
+              <a:graphicData uri="http://schemas.openxmlformats.org/drawingml/2006/picture">
+                <pic:pic>
+                  <pic:nvPicPr>
+                    <pic:cNvPr id="0" name="fig9_理论对比.png"/>
+                    <pic:cNvPicPr/>
+                  </pic:nvPicPr>
+                  <pic:blipFill>
+                    <a:blip r:embed="rId13"/>
+                    <a:stretch>
+                      <a:fillRect/>
+                    </a:stretch>
+                  </pic:blipFill>
+                  <pic:spPr>
+                    <a:xfrm>
+                      <a:off x="0" y="0"/>
+                      <a:ext cx="5400000" cy="2897561"/>
+                    </a:xfrm>
+                    <a:prstGeom prst="rect"/>
+                  </pic:spPr>
+                </pic:pic>
+              </a:graphicData>
+            </a:graphic>
+          </wp:inline>
+        </w:drawing>
+      </w:r>
+    </w:p>
+    <w:p>
+      <w:pPr>
+        <w:jc w:val="center"/>
+      </w:pPr>
+      <w:r>
+        <w:rPr>
+          <w:rFonts w:ascii="Microsoft YaHei" w:hAnsi="Microsoft YaHei" w:eastAsia="Microsoft YaHei"/>
+          <w:b/>
+          <w:color w:val="606060"/>
+          <w:sz w:val="18"/>
+        </w:rPr>
+        <w:t>图9 "夹逼"阶梯图:数学下界≤NSGA可达≤我们≤各基线——我们离天花板的距离被两头卡死(真实数据图)</w:t>
       </w:r>
     </w:p>
     <w:p/>
@@ -2332,6 +2597,59 @@
       </w:r>
     </w:p>
     <w:p>
+      <w:pPr>
+        <w:jc w:val="center"/>
+      </w:pPr>
+      <w:r>
+        <w:drawing>
+          <wp:inline xmlns:a="http://schemas.openxmlformats.org/drawingml/2006/main" xmlns:pic="http://schemas.openxmlformats.org/drawingml/2006/picture">
+            <wp:extent cx="5400000" cy="2365714"/>
+            <wp:docPr id="6" name="Picture 6"/>
+            <wp:cNvGraphicFramePr>
+              <a:graphicFrameLocks noChangeAspect="1"/>
+            </wp:cNvGraphicFramePr>
+            <a:graphic>
+              <a:graphicData uri="http://schemas.openxmlformats.org/drawingml/2006/picture">
+                <pic:pic>
+                  <pic:nvPicPr>
+                    <pic:cNvPr id="0" name="figE4_扫描周期分片.png"/>
+                    <pic:cNvPicPr/>
+                  </pic:nvPicPr>
+                  <pic:blipFill>
+                    <a:blip r:embed="rId14"/>
+                    <a:stretch>
+                      <a:fillRect/>
+                    </a:stretch>
+                  </pic:blipFill>
+                  <pic:spPr>
+                    <a:xfrm>
+                      <a:off x="0" y="0"/>
+                      <a:ext cx="5400000" cy="2365714"/>
+                    </a:xfrm>
+                    <a:prstGeom prst="rect"/>
+                  </pic:spPr>
+                </pic:pic>
+              </a:graphicData>
+            </a:graphic>
+          </wp:inline>
+        </w:drawing>
+      </w:r>
+    </w:p>
+    <w:p>
+      <w:pPr>
+        <w:jc w:val="center"/>
+      </w:pPr>
+      <w:r>
+        <w:rPr>
+          <w:rFonts w:ascii="Microsoft YaHei" w:hAnsi="Microsoft YaHei" w:eastAsia="Microsoft YaHei"/>
+          <w:b/>
+          <w:color w:val="606060"/>
+          <w:sz w:val="18"/>
+        </w:rPr>
+        <w:t>图E4 扫描周期分片:大任务切成小片塞进 10ms 心跳,看门狗全程不咬(示意图)</w:t>
+      </w:r>
+    </w:p>
+    <w:p>
       <w:r>
         <w:rPr>
           <w:rFonts w:ascii="Microsoft YaHei" w:hAnsi="Microsoft YaHei" w:eastAsia="Microsoft YaHei"/>
@@ -2914,176 +3232,55 @@
     </w:p>
     <w:p>
       <w:pPr>
-        <w:pStyle w:val="Heading3"/>
+        <w:jc w:val="center"/>
       </w:pPr>
       <w:r>
-        <w:rPr>
-          <w:rFonts w:ascii="Microsoft YaHei" w:hAnsi="Microsoft YaHei" w:eastAsia="Microsoft YaHei"/>
-          <w:b/>
-          <w:color w:val="17365D"/>
-          <w:sz w:val="23"/>
-        </w:rPr>
-        <w:t>7.2 δ 的一整条证据链:一个参数是怎么"挣得"存在资格的</w:t>
+        <w:drawing>
+          <wp:inline xmlns:a="http://schemas.openxmlformats.org/drawingml/2006/main" xmlns:pic="http://schemas.openxmlformats.org/drawingml/2006/picture">
+            <wp:extent cx="5400000" cy="3694737"/>
+            <wp:docPr id="7" name="Picture 7"/>
+            <wp:cNvGraphicFramePr>
+              <a:graphicFrameLocks noChangeAspect="1"/>
+            </wp:cNvGraphicFramePr>
+            <a:graphic>
+              <a:graphicData uri="http://schemas.openxmlformats.org/drawingml/2006/picture">
+                <pic:pic>
+                  <pic:nvPicPr>
+                    <pic:cNvPr id="0" name="fig6_pareto前沿.png"/>
+                    <pic:cNvPicPr/>
+                  </pic:nvPicPr>
+                  <pic:blipFill>
+                    <a:blip r:embed="rId15"/>
+                    <a:stretch>
+                      <a:fillRect/>
+                    </a:stretch>
+                  </pic:blipFill>
+                  <pic:spPr>
+                    <a:xfrm>
+                      <a:off x="0" y="0"/>
+                      <a:ext cx="5400000" cy="3694737"/>
+                    </a:xfrm>
+                    <a:prstGeom prst="rect"/>
+                  </pic:spPr>
+                </pic:pic>
+              </a:graphicData>
+            </a:graphic>
+          </wp:inline>
+        </w:drawing>
       </w:r>
     </w:p>
     <w:p>
-      <w:r>
-        <w:rPr>
-          <w:rFonts w:ascii="Microsoft YaHei" w:hAnsi="Microsoft YaHei" w:eastAsia="Microsoft YaHei"/>
-          <w:b w:val="0"/>
-          <w:sz w:val="21"/>
-        </w:rPr>
-        <w:t>评分公式里最不起眼的第四项 δ(冷门货占黄金位扣分),走完了三关才留下来:</w:t>
-      </w:r>
-    </w:p>
-    <w:p>
+      <w:pPr>
+        <w:jc w:val="center"/>
+      </w:pPr>
       <w:r>
         <w:rPr>
           <w:rFonts w:ascii="Microsoft YaHei" w:hAnsi="Microsoft YaHei" w:eastAsia="Microsoft YaHei"/>
           <w:b/>
-          <w:sz w:val="21"/>
-        </w:rPr>
-        <w:t>存在性</w:t>
-      </w:r>
-      <w:r>
-        <w:rPr>
-          <w:rFonts w:ascii="Microsoft YaHei" w:hAnsi="Microsoft YaHei" w:eastAsia="Microsoft YaHei"/>
-          <w:b w:val="0"/>
-          <w:sz w:val="21"/>
-        </w:rPr>
-        <w:t>——把 δ 设成 0,打分器选的格子和"就近塞"</w:t>
-      </w:r>
-      <w:r>
-        <w:rPr>
-          <w:rFonts w:ascii="Microsoft YaHei" w:hAnsi="Microsoft YaHei" w:eastAsia="Microsoft YaHei"/>
-          <w:b/>
-          <w:sz w:val="21"/>
-        </w:rPr>
-        <w:t>一字不差</w:t>
-      </w:r>
-      <w:r>
-        <w:rPr>
-          <w:rFonts w:ascii="Microsoft YaHei" w:hAnsi="Microsoft YaHei" w:eastAsia="Microsoft YaHei"/>
-          <w:b w:val="0"/>
-          <w:sz w:val="21"/>
-        </w:rPr>
-        <w:t>(占位集合比对全同):</w:t>
-      </w:r>
-    </w:p>
-    <w:p>
-      <w:r>
-        <w:rPr>
-          <w:rFonts w:ascii="Microsoft YaHei" w:hAnsi="Microsoft YaHei" w:eastAsia="Microsoft YaHei"/>
-          <w:b w:val="0"/>
-          <w:sz w:val="21"/>
-        </w:rPr>
-        <w:t>没有它,整个多目标评分退化成懒人算法,这是它必须存在的证明(F2);</w:t>
-      </w:r>
-    </w:p>
-    <w:p>
-      <w:r>
-        <w:rPr>
-          <w:rFonts w:ascii="Microsoft YaHei" w:hAnsi="Microsoft YaHei" w:eastAsia="Microsoft YaHei"/>
-          <w:b/>
-          <w:sz w:val="21"/>
-        </w:rPr>
-        <w:t>标定</w:t>
-      </w:r>
-      <w:r>
-        <w:rPr>
-          <w:rFonts w:ascii="Microsoft YaHei" w:hAnsi="Microsoft YaHei" w:eastAsia="Microsoft YaHei"/>
-          <w:b w:val="0"/>
-          <w:sz w:val="21"/>
-        </w:rPr>
-        <w:t>——单个随机批次上 0.15 最好?换多个批次重标,发现 0.10~0.30 都是平台,</w:t>
-      </w:r>
-    </w:p>
-    <w:p>
-      <w:r>
-        <w:rPr>
-          <w:rFonts w:ascii="Microsoft YaHei" w:hAnsi="Microsoft YaHei" w:eastAsia="Microsoft YaHei"/>
-          <w:b w:val="0"/>
-          <w:sz w:val="21"/>
-        </w:rPr>
-        <w:t>顺带发现 β 和 γ 两项</w:t>
-      </w:r>
-      <w:r>
-        <w:rPr>
-          <w:rFonts w:ascii="Microsoft YaHei" w:hAnsi="Microsoft YaHei" w:eastAsia="Microsoft YaHei"/>
-          <w:b/>
-          <w:sz w:val="21"/>
-        </w:rPr>
-        <w:t>只有加起来的和起作用</w:t>
-      </w:r>
-      <w:r>
-        <w:rPr>
-          <w:rFonts w:ascii="Microsoft YaHei" w:hAnsi="Microsoft YaHei" w:eastAsia="Microsoft YaHei"/>
-          <w:b w:val="0"/>
-          <w:sz w:val="21"/>
-        </w:rPr>
-        <w:t>(冗余性,F5)——公式因此可以更诚实地解释;</w:t>
-      </w:r>
-    </w:p>
-    <w:p>
-      <w:r>
-        <w:rPr>
-          <w:rFonts w:ascii="Microsoft YaHei" w:hAnsi="Microsoft YaHei" w:eastAsia="Microsoft YaHei"/>
-          <w:b/>
-          <w:sz w:val="21"/>
-        </w:rPr>
-        <w:t>独立验证</w:t>
-      </w:r>
-      <w:r>
-        <w:rPr>
-          <w:rFonts w:ascii="Microsoft YaHei" w:hAnsi="Microsoft YaHei" w:eastAsia="Microsoft YaHei"/>
-          <w:b w:val="0"/>
-          <w:sz w:val="21"/>
-        </w:rPr>
-        <w:t>——参数敏感性扫描(F15)从另一条路重画了这条曲线:悬崖在 0、平台在 0.10~0.30,</w:t>
-      </w:r>
-    </w:p>
-    <w:p>
-      <w:r>
-        <w:rPr>
-          <w:rFonts w:ascii="Microsoft YaHei" w:hAnsi="Microsoft YaHei" w:eastAsia="Microsoft YaHei"/>
-          <w:b w:val="0"/>
-          <w:sz w:val="21"/>
-        </w:rPr>
-        <w:t>且本场景 0.10 略优——而我们的自适应查表在这个场景</w:t>
-      </w:r>
-      <w:r>
-        <w:rPr>
-          <w:rFonts w:ascii="Microsoft YaHei" w:hAnsi="Microsoft YaHei" w:eastAsia="Microsoft YaHei"/>
-          <w:b/>
-          <w:sz w:val="21"/>
-        </w:rPr>
-        <w:t>恰好早就选了 0.10</w:t>
-      </w:r>
-      <w:r>
-        <w:rPr>
-          <w:rFonts w:ascii="Microsoft YaHei" w:hAnsi="Microsoft YaHei" w:eastAsia="Microsoft YaHei"/>
-          <w:b w:val="0"/>
-          <w:sz w:val="21"/>
-        </w:rPr>
-        <w:t>,表被独立佐证。</w:t>
-      </w:r>
-    </w:p>
-    <w:p>
-      <w:r>
-        <w:rPr>
-          <w:rFonts w:ascii="Microsoft YaHei" w:hAnsi="Microsoft YaHei" w:eastAsia="Microsoft YaHei"/>
-          <w:b/>
-          <w:sz w:val="21"/>
-        </w:rPr>
-        <w:t>判词</w:t>
-      </w:r>
-      <w:r>
-        <w:rPr>
-          <w:rFonts w:ascii="Microsoft YaHei" w:hAnsi="Microsoft YaHei" w:eastAsia="Microsoft YaHei"/>
-          <w:b w:val="0"/>
-          <w:sz w:val="21"/>
-        </w:rPr>
-        <w:t>:一个参数三道工序,这就是"每一项为什么存在"被问到时的完整弹药。值,而且是招牌。</w:t>
+          <w:color w:val="606060"/>
+          <w:sz w:val="18"/>
+        </w:rPr>
+        <w:t>图6 NSGA-II 打擂结果:救活后的前沿(点群)与 AWRA-LS(星标)——前沿由播种解撑起(真实数据图)</w:t>
       </w:r>
     </w:p>
     <w:p>
@@ -3097,17 +3294,27 @@
           <w:color w:val="17365D"/>
           <w:sz w:val="23"/>
         </w:rPr>
-        <w:t>7.3 重排翻车记:净亏 497% 的实验怎么变成加分项</w:t>
+        <w:t>7.2 δ 的一整条证据链:一个参数是怎么"挣得"存在资格的</w:t>
       </w:r>
     </w:p>
     <w:p>
       <w:r>
         <w:rPr>
           <w:rFonts w:ascii="Microsoft YaHei" w:hAnsi="Microsoft YaHei" w:eastAsia="Microsoft YaHei"/>
+          <w:b w:val="0"/>
+          <w:sz w:val="21"/>
+        </w:rPr>
+        <w:t>评分公式里最不起眼的第四项 δ(冷门货占黄金位扣分),走完了三关才留下来:</w:t>
+      </w:r>
+    </w:p>
+    <w:p>
+      <w:r>
+        <w:rPr>
+          <w:rFonts w:ascii="Microsoft YaHei" w:hAnsi="Microsoft YaHei" w:eastAsia="Microsoft YaHei"/>
           <w:b/>
           <w:sz w:val="21"/>
         </w:rPr>
-        <w:t>试了什么</w:t>
+        <w:t>存在性</w:t>
       </w:r>
       <w:r>
         <w:rPr>
@@ -3115,17 +3322,43 @@
           <w:b w:val="0"/>
           <w:sz w:val="21"/>
         </w:rPr>
-        <w:t>:仓库跑久了布局会乱(后到的货被迫放次优位),我们做"夜间自动整理"。</w:t>
+        <w:t>——把 δ 设成 0,打分器选的格子和"就近塞"</w:t>
+      </w:r>
+      <w:r>
+        <w:rPr>
+          <w:rFonts w:ascii="Microsoft YaHei" w:hAnsi="Microsoft YaHei" w:eastAsia="Microsoft YaHei"/>
+          <w:b/>
+          <w:sz w:val="21"/>
+        </w:rPr>
+        <w:t>一字不差</w:t>
+      </w:r>
+      <w:r>
+        <w:rPr>
+          <w:rFonts w:ascii="Microsoft YaHei" w:hAnsi="Microsoft YaHei" w:eastAsia="Microsoft YaHei"/>
+          <w:b w:val="0"/>
+          <w:sz w:val="21"/>
+        </w:rPr>
+        <w:t>(占位集合比对全同):</w:t>
       </w:r>
     </w:p>
     <w:p>
       <w:r>
         <w:rPr>
           <w:rFonts w:ascii="Microsoft YaHei" w:hAnsi="Microsoft YaHei" w:eastAsia="Microsoft YaHei"/>
+          <w:b w:val="0"/>
+          <w:sz w:val="21"/>
+        </w:rPr>
+        <w:t>没有它,整个多目标评分退化成懒人算法,这是它必须存在的证明(F2);</w:t>
+      </w:r>
+    </w:p>
+    <w:p>
+      <w:r>
+        <w:rPr>
+          <w:rFonts w:ascii="Microsoft YaHei" w:hAnsi="Microsoft YaHei" w:eastAsia="Microsoft YaHei"/>
           <w:b/>
           <w:sz w:val="21"/>
         </w:rPr>
-        <w:t>撞墙</w:t>
+        <w:t>标定</w:t>
       </w:r>
       <w:r>
         <w:rPr>
@@ -3133,7 +3366,7 @@
           <w:b w:val="0"/>
           <w:sz w:val="21"/>
         </w:rPr>
-        <w:t>:第一版逻辑是"只要挪了能改善评分就挪"——结果一夜搬 660 次,五夜烧掉 63105 秒</w:t>
+        <w:t>——单个随机批次上 0.15 最好?换多个批次重标,发现 0.10~0.30 都是平台,</w:t>
       </w:r>
     </w:p>
     <w:p>
@@ -3143,7 +3376,7 @@
           <w:b w:val="0"/>
           <w:sz w:val="21"/>
         </w:rPr>
-        <w:t>行车时间,换来 3.2% 的质量改善,</w:t>
+        <w:t>顺带发现 β 和 γ 两项</w:t>
       </w:r>
       <w:r>
         <w:rPr>
@@ -3151,7 +3384,7 @@
           <w:b/>
           <w:sz w:val="21"/>
         </w:rPr>
-        <w:t>净亏 497%</w:t>
+        <w:t>只有加起来的和起作用</w:t>
       </w:r>
       <w:r>
         <w:rPr>
@@ -3159,7 +3392,7 @@
           <w:b w:val="0"/>
           <w:sz w:val="21"/>
         </w:rPr>
-        <w:t>。要是不细看,差点得出"重排有害"的错结论。</w:t>
+        <w:t>(冗余性,F5)——公式因此可以更诚实地解释;</w:t>
       </w:r>
     </w:p>
     <w:p>
@@ -3169,7 +3402,7 @@
           <w:b/>
           <w:sz w:val="21"/>
         </w:rPr>
-        <w:t>解剖</w:t>
+        <w:t>独立验证</w:t>
       </w:r>
       <w:r>
         <w:rPr>
@@ -3177,7 +3410,7 @@
           <w:b w:val="0"/>
           <w:sz w:val="21"/>
         </w:rPr>
-        <w:t>:两个坑叠加。①搬家不要钱吗?没算搬运本身的行车成本;②作业流模型用错了——</w:t>
+        <w:t>——参数敏感性扫描(F15)从另一条路重画了这条曲线:悬崖在 0、平台在 0.10~0.30,</w:t>
       </w:r>
     </w:p>
     <w:p>
@@ -3187,109 +3420,41 @@
           <w:b w:val="0"/>
           <w:sz w:val="21"/>
         </w:rPr>
-        <w:t>"一次性入库流"里每箱货最多被取一次,重排收益天然封顶;题面说的"访问频次"本义是</w:t>
+        <w:t>且本场景 0.10 略优——而我们的自适应查表在这个场景</w:t>
+      </w:r>
+      <w:r>
+        <w:rPr>
+          <w:rFonts w:ascii="Microsoft YaHei" w:hAnsi="Microsoft YaHei" w:eastAsia="Microsoft YaHei"/>
+          <w:b/>
+          <w:sz w:val="21"/>
+        </w:rPr>
+        <w:t>恰好早就选了 0.10</w:t>
+      </w:r>
+      <w:r>
+        <w:rPr>
+          <w:rFonts w:ascii="Microsoft YaHei" w:hAnsi="Microsoft YaHei" w:eastAsia="Microsoft YaHei"/>
+          <w:b w:val="0"/>
+          <w:sz w:val="21"/>
+        </w:rPr>
+        <w:t>,表被独立佐证。</w:t>
       </w:r>
     </w:p>
     <w:p>
       <w:r>
         <w:rPr>
           <w:rFonts w:ascii="Microsoft YaHei" w:hAnsi="Microsoft YaHei" w:eastAsia="Microsoft YaHei"/>
+          <w:b/>
+          <w:sz w:val="21"/>
+        </w:rPr>
+        <w:t>判词</w:t>
+      </w:r>
+      <w:r>
+        <w:rPr>
+          <w:rFonts w:ascii="Microsoft YaHei" w:hAnsi="Microsoft YaHei" w:eastAsia="Microsoft YaHei"/>
           <w:b w:val="0"/>
           <w:sz w:val="21"/>
         </w:rPr>
-        <w:t>循环取用,必须换成循环访问口径再评。</w:t>
-      </w:r>
-    </w:p>
-    <w:p>
-      <w:r>
-        <w:rPr>
-          <w:rFonts w:ascii="Microsoft YaHei" w:hAnsi="Microsoft YaHei" w:eastAsia="Microsoft YaHei"/>
-          <w:b/>
-          <w:sz w:val="21"/>
-        </w:rPr>
-        <w:t>结局</w:t>
-      </w:r>
-      <w:r>
-        <w:rPr>
-          <w:rFonts w:ascii="Microsoft YaHei" w:hAnsi="Microsoft YaHei" w:eastAsia="Microsoft YaHei"/>
-          <w:b w:val="0"/>
-          <w:sz w:val="21"/>
-        </w:rPr>
-        <w:t>:改成经济决策(预期收益 &gt; 1.2×搬运成本才动手,每夜限额 20 次)+ 正确口径,</w:t>
-      </w:r>
-    </w:p>
-    <w:p>
-      <w:r>
-        <w:rPr>
-          <w:rFonts w:ascii="Microsoft YaHei" w:hAnsi="Microsoft YaHei" w:eastAsia="Microsoft YaHei"/>
-          <w:b w:val="0"/>
-          <w:sz w:val="21"/>
-        </w:rPr>
-        <w:t>重排的真实身份水落石出:</w:t>
-      </w:r>
-      <w:r>
-        <w:rPr>
-          <w:rFonts w:ascii="Microsoft YaHei" w:hAnsi="Microsoft YaHei" w:eastAsia="Microsoft YaHei"/>
-          <w:b/>
-          <w:sz w:val="21"/>
-        </w:rPr>
-        <w:t>它不是提效机制,是自愈机制</w:t>
-      </w:r>
-      <w:r>
-        <w:rPr>
-          <w:rFonts w:ascii="Microsoft YaHei" w:hAnsi="Microsoft YaHei" w:eastAsia="Microsoft YaHei"/>
-          <w:b w:val="0"/>
-          <w:sz w:val="21"/>
-        </w:rPr>
-        <w:t>——平时别乱动,布局被扰动后</w:t>
-      </w:r>
-    </w:p>
-    <w:p>
-      <w:r>
-        <w:rPr>
-          <w:rFonts w:ascii="Microsoft YaHei" w:hAnsi="Microsoft YaHei" w:eastAsia="Microsoft YaHei"/>
-          <w:b w:val="0"/>
-          <w:sz w:val="21"/>
-        </w:rPr>
-        <w:t>把系统拉回最优。压力测试(F12)从另一侧验证了这个定位:在线策略决定"平时多好",</w:t>
-      </w:r>
-    </w:p>
-    <w:p>
-      <w:r>
-        <w:rPr>
-          <w:rFonts w:ascii="Microsoft YaHei" w:hAnsi="Microsoft YaHei" w:eastAsia="Microsoft YaHei"/>
-          <w:b w:val="0"/>
-          <w:sz w:val="21"/>
-        </w:rPr>
-        <w:t>重排决定"坏了之后多快好回来"。</w:t>
-      </w:r>
-    </w:p>
-    <w:p>
-      <w:r>
-        <w:rPr>
-          <w:rFonts w:ascii="Microsoft YaHei" w:hAnsi="Microsoft YaHei" w:eastAsia="Microsoft YaHei"/>
-          <w:b/>
-          <w:sz w:val="21"/>
-        </w:rPr>
-        <w:t>判词</w:t>
-      </w:r>
-      <w:r>
-        <w:rPr>
-          <w:rFonts w:ascii="Microsoft YaHei" w:hAnsi="Microsoft YaHei" w:eastAsia="Microsoft YaHei"/>
-          <w:b w:val="0"/>
-          <w:sz w:val="21"/>
-        </w:rPr>
-        <w:t>:一个 497% 的翻车,解剖后变成报告"工程取舍"章最有说服力的一页——</w:t>
-      </w:r>
-    </w:p>
-    <w:p>
-      <w:r>
-        <w:rPr>
-          <w:rFonts w:ascii="Microsoft YaHei" w:hAnsi="Microsoft YaHei" w:eastAsia="Microsoft YaHei"/>
-          <w:b w:val="0"/>
-          <w:sz w:val="21"/>
-        </w:rPr>
-        <w:t>负结果如实写,比十页成功更显成熟。极值。(F11)</w:t>
+        <w:t>:一个参数三道工序,这就是"每一项为什么存在"被问到时的完整弹药。值,而且是招牌。</w:t>
       </w:r>
     </w:p>
     <w:p>
@@ -3303,27 +3468,53 @@
           <w:color w:val="17365D"/>
           <w:sz w:val="23"/>
         </w:rPr>
-        <w:t>7.4 换尺子事件:匀速模型骗人最狠的地方,恰好是你最得意的地方</w:t>
+        <w:t>7.3 重排翻车记:净亏 497% 的实验怎么变成加分项</w:t>
       </w:r>
     </w:p>
     <w:p>
       <w:r>
         <w:rPr>
           <w:rFonts w:ascii="Microsoft YaHei" w:hAnsi="Microsoft YaHei" w:eastAsia="Microsoft YaHei"/>
+          <w:b/>
+          <w:sz w:val="21"/>
+        </w:rPr>
+        <w:t>试了什么</w:t>
+      </w:r>
+      <w:r>
+        <w:rPr>
+          <w:rFonts w:ascii="Microsoft YaHei" w:hAnsi="Microsoft YaHei" w:eastAsia="Microsoft YaHei"/>
           <w:b w:val="0"/>
           <w:sz w:val="21"/>
         </w:rPr>
-        <w:t>所有学生作品默认"堆垛机匀速跑"。我们换成真实的梯形加减速后发现一个陷阱:</w:t>
+        <w:t>:仓库跑久了布局会乱(后到的货被迫放次优位),我们做"夜间自动整理"。</w:t>
       </w:r>
     </w:p>
     <w:p>
       <w:r>
         <w:rPr>
           <w:rFonts w:ascii="Microsoft YaHei" w:hAnsi="Microsoft YaHei" w:eastAsia="Microsoft YaHei"/>
+          <w:b/>
+          <w:sz w:val="21"/>
+        </w:rPr>
+        <w:t>撞墙</w:t>
+      </w:r>
+      <w:r>
+        <w:rPr>
+          <w:rFonts w:ascii="Microsoft YaHei" w:hAnsi="Microsoft YaHei" w:eastAsia="Microsoft YaHei"/>
           <w:b w:val="0"/>
           <w:sz w:val="21"/>
         </w:rPr>
-        <w:t>匀速尺子对</w:t>
+        <w:t>:第一版逻辑是"只要挪了能改善评分就挪"——结果一夜搬 660 次,五夜烧掉 63105 秒</w:t>
+      </w:r>
+    </w:p>
+    <w:p>
+      <w:r>
+        <w:rPr>
+          <w:rFonts w:ascii="Microsoft YaHei" w:hAnsi="Microsoft YaHei" w:eastAsia="Microsoft YaHei"/>
+          <w:b w:val="0"/>
+          <w:sz w:val="21"/>
+        </w:rPr>
+        <w:t>行车时间,换来 3.2% 的质量改善,</w:t>
       </w:r>
       <w:r>
         <w:rPr>
@@ -3331,7 +3522,7 @@
           <w:b/>
           <w:sz w:val="21"/>
         </w:rPr>
-        <w:t>随机布局</w:t>
+        <w:t>净亏 497%</w:t>
       </w:r>
       <w:r>
         <w:rPr>
@@ -3339,15 +3530,17 @@
           <w:b w:val="0"/>
           <w:sz w:val="21"/>
         </w:rPr>
-        <w:t>只低估 11%,对</w:t>
-      </w:r>
+        <w:t>。要是不细看,差点得出"重排有害"的错结论。</w:t>
+      </w:r>
+    </w:p>
+    <w:p>
       <w:r>
         <w:rPr>
           <w:rFonts w:ascii="Microsoft YaHei" w:hAnsi="Microsoft YaHei" w:eastAsia="Microsoft YaHei"/>
           <w:b/>
           <w:sz w:val="21"/>
         </w:rPr>
-        <w:t>就近贪心</w:t>
+        <w:t>解剖</w:t>
       </w:r>
       <w:r>
         <w:rPr>
@@ -3355,15 +3548,45 @@
           <w:b w:val="0"/>
           <w:sz w:val="21"/>
         </w:rPr>
-        <w:t>低估 32.5%,对</w:t>
-      </w:r>
+        <w:t>:两个坑叠加。①搬家不要钱吗?没算搬运本身的行车成本;②作业流模型用错了——</w:t>
+      </w:r>
+    </w:p>
+    <w:p>
+      <w:r>
+        <w:rPr>
+          <w:rFonts w:ascii="Microsoft YaHei" w:hAnsi="Microsoft YaHei" w:eastAsia="Microsoft YaHei"/>
+          <w:b w:val="0"/>
+          <w:sz w:val="21"/>
+        </w:rPr>
+        <w:t>"一次性入库流"里每箱货最多被取一次,重排收益天然封顶;题面说的"访问频次"本义是</w:t>
+      </w:r>
+    </w:p>
+    <w:p>
+      <w:r>
+        <w:rPr>
+          <w:rFonts w:ascii="Microsoft YaHei" w:hAnsi="Microsoft YaHei" w:eastAsia="Microsoft YaHei"/>
+          <w:b w:val="0"/>
+          <w:sz w:val="21"/>
+        </w:rPr>
+        <w:t>循环取用,必须换成循环访问口径再评。</w:t>
+      </w:r>
+    </w:p>
+    <w:p>
       <w:r>
         <w:rPr>
           <w:rFonts w:ascii="Microsoft YaHei" w:hAnsi="Microsoft YaHei" w:eastAsia="Microsoft YaHei"/>
           <w:b/>
           <w:sz w:val="21"/>
         </w:rPr>
-        <w:t>我们优化后的布局低估 43.5%</w:t>
+        <w:t>结局</w:t>
+      </w:r>
+      <w:r>
+        <w:rPr>
+          <w:rFonts w:ascii="Microsoft YaHei" w:hAnsi="Microsoft YaHei" w:eastAsia="Microsoft YaHei"/>
+          <w:b w:val="0"/>
+          <w:sz w:val="21"/>
+        </w:rPr>
+        <w:t>:改成经济决策(预期收益 &gt; 1.2×搬运成本才动手,每夜限额 20 次)+ 正确口径,</w:t>
       </w:r>
     </w:p>
     <w:p>
@@ -3373,7 +3596,23 @@
           <w:b w:val="0"/>
           <w:sz w:val="21"/>
         </w:rPr>
-        <w:t>——因为优化把货全聚到近处,而短途恰恰是加减速占大头、匀速假设最失真的区间(F7)。</w:t>
+        <w:t>重排的真实身份水落石出:</w:t>
+      </w:r>
+      <w:r>
+        <w:rPr>
+          <w:rFonts w:ascii="Microsoft YaHei" w:hAnsi="Microsoft YaHei" w:eastAsia="Microsoft YaHei"/>
+          <w:b/>
+          <w:sz w:val="21"/>
+        </w:rPr>
+        <w:t>它不是提效机制,是自愈机制</w:t>
+      </w:r>
+      <w:r>
+        <w:rPr>
+          <w:rFonts w:ascii="Microsoft YaHei" w:hAnsi="Microsoft YaHei" w:eastAsia="Microsoft YaHei"/>
+          <w:b w:val="0"/>
+          <w:sz w:val="21"/>
+        </w:rPr>
+        <w:t>——平时别乱动,布局被扰动后</w:t>
       </w:r>
     </w:p>
     <w:p>
@@ -3383,15 +3622,27 @@
           <w:b w:val="0"/>
           <w:sz w:val="21"/>
         </w:rPr>
-        <w:t>翻译成人话:</w:t>
-      </w:r>
+        <w:t>把系统拉回最优。压力测试(F12)从另一侧验证了这个定位:在线策略决定"平时多好",</w:t>
+      </w:r>
+    </w:p>
+    <w:p>
+      <w:r>
+        <w:rPr>
+          <w:rFonts w:ascii="Microsoft YaHei" w:hAnsi="Microsoft YaHei" w:eastAsia="Microsoft YaHei"/>
+          <w:b w:val="0"/>
+          <w:sz w:val="21"/>
+        </w:rPr>
+        <w:t>重排决定"坏了之后多快好回来"。</w:t>
+      </w:r>
+    </w:p>
+    <w:p>
       <w:r>
         <w:rPr>
           <w:rFonts w:ascii="Microsoft YaHei" w:hAnsi="Microsoft YaHei" w:eastAsia="Microsoft YaHei"/>
           <w:b/>
           <w:sz w:val="21"/>
         </w:rPr>
-        <w:t>布局做得越好,旧尺子量出来的成绩越虚</w:t>
+        <w:t>判词</w:t>
       </w:r>
       <w:r>
         <w:rPr>
@@ -3399,7 +3650,7 @@
           <w:b w:val="0"/>
           <w:sz w:val="21"/>
         </w:rPr>
-        <w:t>。这就是为什么主口径必须换尺子,</w:t>
+        <w:t>:一个 497% 的翻车,解剖后变成报告"工程取舍"章最有说服力的一页——</w:t>
       </w:r>
     </w:p>
     <w:p>
@@ -3409,17 +3660,102 @@
           <w:b w:val="0"/>
           <w:sz w:val="21"/>
         </w:rPr>
-        <w:t>哪怕换完数字变"难看"(7.42 秒 vs 5.33 秒)——我们主动选了更保守但更真的那个。</w:t>
+        <w:t>负结果如实写,比十页成功更显成熟。极值。(F11)</w:t>
       </w:r>
     </w:p>
     <w:p>
+      <w:pPr>
+        <w:jc w:val="center"/>
+      </w:pPr>
+      <w:r>
+        <w:drawing>
+          <wp:inline xmlns:a="http://schemas.openxmlformats.org/drawingml/2006/main" xmlns:pic="http://schemas.openxmlformats.org/drawingml/2006/picture">
+            <wp:extent cx="5400000" cy="2300000"/>
+            <wp:docPr id="8" name="Picture 8"/>
+            <wp:cNvGraphicFramePr>
+              <a:graphicFrameLocks noChangeAspect="1"/>
+            </wp:cNvGraphicFramePr>
+            <a:graphic>
+              <a:graphicData uri="http://schemas.openxmlformats.org/drawingml/2006/picture">
+                <pic:pic>
+                  <pic:nvPicPr>
+                    <pic:cNvPr id="0" name="fig11_重排闭环.png"/>
+                    <pic:cNvPicPr/>
+                  </pic:nvPicPr>
+                  <pic:blipFill>
+                    <a:blip r:embed="rId16"/>
+                    <a:stretch>
+                      <a:fillRect/>
+                    </a:stretch>
+                  </pic:blipFill>
+                  <pic:spPr>
+                    <a:xfrm>
+                      <a:off x="0" y="0"/>
+                      <a:ext cx="5400000" cy="2300000"/>
+                    </a:xfrm>
+                    <a:prstGeom prst="rect"/>
+                  </pic:spPr>
+                </pic:pic>
+              </a:graphicData>
+            </a:graphic>
+          </wp:inline>
+        </w:drawing>
+      </w:r>
+    </w:p>
+    <w:p>
+      <w:pPr>
+        <w:jc w:val="center"/>
+      </w:pPr>
+      <w:r>
+        <w:rPr>
+          <w:rFonts w:ascii="Microsoft YaHei" w:hAnsi="Microsoft YaHei" w:eastAsia="Microsoft YaHei"/>
+          <w:b/>
+          <w:color w:val="606060"/>
+          <w:sz w:val="18"/>
+        </w:rPr>
+        <w:t>图11 重排闭环:布局质量随时间漂移(升=变差),夜间自愈把它拉回来(真实数据图)</w:t>
+      </w:r>
+    </w:p>
+    <w:p>
+      <w:pPr>
+        <w:pStyle w:val="Heading3"/>
+      </w:pPr>
+      <w:r>
+        <w:rPr>
+          <w:rFonts w:ascii="Microsoft YaHei" w:hAnsi="Microsoft YaHei" w:eastAsia="Microsoft YaHei"/>
+          <w:b/>
+          <w:color w:val="17365D"/>
+          <w:sz w:val="23"/>
+        </w:rPr>
+        <w:t>7.4 换尺子事件:匀速模型骗人最狠的地方,恰好是你最得意的地方</w:t>
+      </w:r>
+    </w:p>
+    <w:p>
+      <w:r>
+        <w:rPr>
+          <w:rFonts w:ascii="Microsoft YaHei" w:hAnsi="Microsoft YaHei" w:eastAsia="Microsoft YaHei"/>
+          <w:b w:val="0"/>
+          <w:sz w:val="21"/>
+        </w:rPr>
+        <w:t>所有学生作品默认"堆垛机匀速跑"。我们换成真实的梯形加减速后发现一个陷阱:</w:t>
+      </w:r>
+    </w:p>
+    <w:p>
+      <w:r>
+        <w:rPr>
+          <w:rFonts w:ascii="Microsoft YaHei" w:hAnsi="Microsoft YaHei" w:eastAsia="Microsoft YaHei"/>
+          <w:b w:val="0"/>
+          <w:sz w:val="21"/>
+        </w:rPr>
+        <w:t>匀速尺子对</w:t>
+      </w:r>
       <w:r>
         <w:rPr>
           <w:rFonts w:ascii="Microsoft YaHei" w:hAnsi="Microsoft YaHei" w:eastAsia="Microsoft YaHei"/>
           <w:b/>
           <w:sz w:val="21"/>
         </w:rPr>
-        <w:t>判词</w:t>
+        <w:t>随机布局</w:t>
       </w:r>
       <w:r>
         <w:rPr>
@@ -3427,7 +3763,148 @@
           <w:b w:val="0"/>
           <w:sz w:val="21"/>
         </w:rPr>
+        <w:t>只低估 11%,对</w:t>
+      </w:r>
+      <w:r>
+        <w:rPr>
+          <w:rFonts w:ascii="Microsoft YaHei" w:hAnsi="Microsoft YaHei" w:eastAsia="Microsoft YaHei"/>
+          <w:b/>
+          <w:sz w:val="21"/>
+        </w:rPr>
+        <w:t>就近贪心</w:t>
+      </w:r>
+      <w:r>
+        <w:rPr>
+          <w:rFonts w:ascii="Microsoft YaHei" w:hAnsi="Microsoft YaHei" w:eastAsia="Microsoft YaHei"/>
+          <w:b w:val="0"/>
+          <w:sz w:val="21"/>
+        </w:rPr>
+        <w:t>低估 32.5%,对</w:t>
+      </w:r>
+      <w:r>
+        <w:rPr>
+          <w:rFonts w:ascii="Microsoft YaHei" w:hAnsi="Microsoft YaHei" w:eastAsia="Microsoft YaHei"/>
+          <w:b/>
+          <w:sz w:val="21"/>
+        </w:rPr>
+        <w:t>我们优化后的布局低估 43.5%</w:t>
+      </w:r>
+    </w:p>
+    <w:p>
+      <w:r>
+        <w:rPr>
+          <w:rFonts w:ascii="Microsoft YaHei" w:hAnsi="Microsoft YaHei" w:eastAsia="Microsoft YaHei"/>
+          <w:b w:val="0"/>
+          <w:sz w:val="21"/>
+        </w:rPr>
+        <w:t>——因为优化把货全聚到近处,而短途恰恰是加减速占大头、匀速假设最失真的区间(F7)。</w:t>
+      </w:r>
+    </w:p>
+    <w:p>
+      <w:r>
+        <w:rPr>
+          <w:rFonts w:ascii="Microsoft YaHei" w:hAnsi="Microsoft YaHei" w:eastAsia="Microsoft YaHei"/>
+          <w:b w:val="0"/>
+          <w:sz w:val="21"/>
+        </w:rPr>
+        <w:t>翻译成人话:</w:t>
+      </w:r>
+      <w:r>
+        <w:rPr>
+          <w:rFonts w:ascii="Microsoft YaHei" w:hAnsi="Microsoft YaHei" w:eastAsia="Microsoft YaHei"/>
+          <w:b/>
+          <w:sz w:val="21"/>
+        </w:rPr>
+        <w:t>布局做得越好,旧尺子量出来的成绩越虚</w:t>
+      </w:r>
+      <w:r>
+        <w:rPr>
+          <w:rFonts w:ascii="Microsoft YaHei" w:hAnsi="Microsoft YaHei" w:eastAsia="Microsoft YaHei"/>
+          <w:b w:val="0"/>
+          <w:sz w:val="21"/>
+        </w:rPr>
+        <w:t>。这就是为什么主口径必须换尺子,</w:t>
+      </w:r>
+    </w:p>
+    <w:p>
+      <w:r>
+        <w:rPr>
+          <w:rFonts w:ascii="Microsoft YaHei" w:hAnsi="Microsoft YaHei" w:eastAsia="Microsoft YaHei"/>
+          <w:b w:val="0"/>
+          <w:sz w:val="21"/>
+        </w:rPr>
+        <w:t>哪怕换完数字变"难看"(7.42 秒 vs 5.33 秒)——我们主动选了更保守但更真的那个。</w:t>
+      </w:r>
+    </w:p>
+    <w:p>
+      <w:r>
+        <w:rPr>
+          <w:rFonts w:ascii="Microsoft YaHei" w:hAnsi="Microsoft YaHei" w:eastAsia="Microsoft YaHei"/>
+          <w:b/>
+          <w:sz w:val="21"/>
+        </w:rPr>
+        <w:t>判词</w:t>
+      </w:r>
+      <w:r>
+        <w:rPr>
+          <w:rFonts w:ascii="Microsoft YaHei" w:hAnsi="Microsoft YaHei" w:eastAsia="Microsoft YaHei"/>
+          <w:b w:val="0"/>
+          <w:sz w:val="21"/>
+        </w:rPr>
         <w:t>:一天工作换来"我们连测量工具都审过"的姿态,评委里坐着 ABB 工程师,这一页是内行话。</w:t>
+      </w:r>
+    </w:p>
+    <w:p>
+      <w:pPr>
+        <w:jc w:val="center"/>
+      </w:pPr>
+      <w:r>
+        <w:drawing>
+          <wp:inline xmlns:a="http://schemas.openxmlformats.org/drawingml/2006/main" xmlns:pic="http://schemas.openxmlformats.org/drawingml/2006/picture">
+            <wp:extent cx="5400000" cy="1857600"/>
+            <wp:docPr id="9" name="Picture 9"/>
+            <wp:cNvGraphicFramePr>
+              <a:graphicFrameLocks noChangeAspect="1"/>
+            </wp:cNvGraphicFramePr>
+            <a:graphic>
+              <a:graphicData uri="http://schemas.openxmlformats.org/drawingml/2006/picture">
+                <pic:pic>
+                  <pic:nvPicPr>
+                    <pic:cNvPr id="0" name="fig7_运动模型对比.png"/>
+                    <pic:cNvPicPr/>
+                  </pic:nvPicPr>
+                  <pic:blipFill>
+                    <a:blip r:embed="rId17"/>
+                    <a:stretch>
+                      <a:fillRect/>
+                    </a:stretch>
+                  </pic:blipFill>
+                  <pic:spPr>
+                    <a:xfrm>
+                      <a:off x="0" y="0"/>
+                      <a:ext cx="5400000" cy="1857600"/>
+                    </a:xfrm>
+                    <a:prstGeom prst="rect"/>
+                  </pic:spPr>
+                </pic:pic>
+              </a:graphicData>
+            </a:graphic>
+          </wp:inline>
+        </w:drawing>
+      </w:r>
+    </w:p>
+    <w:p>
+      <w:pPr>
+        <w:jc w:val="center"/>
+      </w:pPr>
+      <w:r>
+        <w:rPr>
+          <w:rFonts w:ascii="Microsoft YaHei" w:hAnsi="Microsoft YaHei" w:eastAsia="Microsoft YaHei"/>
+          <w:b/>
+          <w:color w:val="606060"/>
+          <w:sz w:val="18"/>
+        </w:rPr>
+        <w:t>图7 两把尺子量同一批布局:越优化的布局(右侧策略),匀速尺子低估得越狠(真实数据图)</w:t>
       </w:r>
     </w:p>
     <w:p>
@@ -3955,6 +4432,59 @@
           <w:sz w:val="21"/>
         </w:rPr>
         <w:t>:匀速 + 固定权重——和学术文献一个量法,方便比对。</w:t>
+      </w:r>
+    </w:p>
+    <w:p>
+      <w:pPr>
+        <w:jc w:val="center"/>
+      </w:pPr>
+      <w:r>
+        <w:drawing>
+          <wp:inline xmlns:a="http://schemas.openxmlformats.org/drawingml/2006/main" xmlns:pic="http://schemas.openxmlformats.org/drawingml/2006/picture">
+            <wp:extent cx="5400000" cy="3286957"/>
+            <wp:docPr id="10" name="Picture 10"/>
+            <wp:cNvGraphicFramePr>
+              <a:graphicFrameLocks noChangeAspect="1"/>
+            </wp:cNvGraphicFramePr>
+            <a:graphic>
+              <a:graphicData uri="http://schemas.openxmlformats.org/drawingml/2006/picture">
+                <pic:pic>
+                  <pic:nvPicPr>
+                    <pic:cNvPr id="0" name="figE3_两把尺子.png"/>
+                    <pic:cNvPicPr/>
+                  </pic:nvPicPr>
+                  <pic:blipFill>
+                    <a:blip r:embed="rId18"/>
+                    <a:stretch>
+                      <a:fillRect/>
+                    </a:stretch>
+                  </pic:blipFill>
+                  <pic:spPr>
+                    <a:xfrm>
+                      <a:off x="0" y="0"/>
+                      <a:ext cx="5400000" cy="3286957"/>
+                    </a:xfrm>
+                    <a:prstGeom prst="rect"/>
+                  </pic:spPr>
+                </pic:pic>
+              </a:graphicData>
+            </a:graphic>
+          </wp:inline>
+        </w:drawing>
+      </w:r>
+    </w:p>
+    <w:p>
+      <w:pPr>
+        <w:jc w:val="center"/>
+      </w:pPr>
+      <w:r>
+        <w:rPr>
+          <w:rFonts w:ascii="Microsoft YaHei" w:hAnsi="Microsoft YaHei" w:eastAsia="Microsoft YaHei"/>
+          <w:b/>
+          <w:color w:val="606060"/>
+          <w:sz w:val="18"/>
+        </w:rPr>
+        <w:t>图E3 两把尺子:同一趟行程,"路径长度"按横+竖算(磨损),"行程时间"由慢的那根轴决定(耗时)(示意图)</w:t>
       </w:r>
     </w:p>
     <w:p>

--- a/1_给你看/项目通俗导览.docx
+++ b/1_给你看/项目通俗导览.docx
@@ -1857,7 +1857,7 @@
                 <w:b/>
                 <w:sz w:val="19"/>
               </w:rPr>
-              <w:t>深度强化学习(DRL)</w:t>
+              <w:t>强化学习(RL/DRL)</w:t>
             </w:r>
           </w:p>
         </w:tc>
@@ -1886,18 +1886,10 @@
             <w:r>
               <w:rPr>
                 <w:rFonts w:ascii="Microsoft YaHei" w:hAnsi="Microsoft YaHei" w:eastAsia="Microsoft YaHei"/>
-                <w:b w:val="0"/>
-                <w:sz w:val="19"/>
-              </w:rPr>
-              <w:t>没实跑,查了 2025 年最新论文替我们跑了:文献里 DRL 比传统分类法只好 ~6%,还要</w:t>
-            </w:r>
-            <w:r>
-              <w:rPr>
-                <w:rFonts w:ascii="Microsoft YaHei" w:hAnsi="Microsoft YaHei" w:eastAsia="Microsoft YaHei"/>
                 <w:b/>
                 <w:sz w:val="19"/>
               </w:rPr>
-              <w:t>一整年的运行数据</w:t>
+              <w:t>自己实跑了轻量版</w:t>
             </w:r>
             <w:r>
               <w:rPr>
@@ -1905,7 +1897,7 @@
                 <w:b w:val="0"/>
                 <w:sz w:val="19"/>
               </w:rPr>
-              <w:t>去训练,且是黑箱。我们零训练数据、每个决策能解释、能进 PLC——这是主动取舍,写进报告的"工程取舍"章</w:t>
+              <w:t>(见 §7.7):它自学 1200 回合后达到"聪明就近"水平,仍比我们的手工标定差 8.2%,而且学不出 δ 预留逻辑;深度版查 2025 文献:收益个位数+要一年数据。主动取舍,数据在手</w:t>
             </w:r>
           </w:p>
         </w:tc>
@@ -2396,7 +2388,7 @@
                 <w:b w:val="0"/>
                 <w:sz w:val="19"/>
               </w:rPr>
-              <w:t>前沿试点:DRL</w:t>
+              <w:t>前沿试点:RL/DRL</w:t>
             </w:r>
           </w:p>
         </w:tc>
@@ -2428,7 +2420,7 @@
                 <w:b w:val="0"/>
                 <w:sz w:val="19"/>
               </w:rPr>
-              <w:t>我们以文献对照身份呈现(见 §3)</w:t>
+              <w:t>我们自跑了轻量版(§7.7)+深度版文献对照(§3)</w:t>
             </w:r>
           </w:p>
         </w:tc>
@@ -4245,7 +4237,201 @@
           <w:color w:val="17365D"/>
           <w:sz w:val="23"/>
         </w:rPr>
-        <w:t>7.7 判断"值不值得再深挖"的统一框架(所有取舍共用)</w:t>
+        <w:t>7.7 RL 亲测记:AI 自学 1200 回合,学会了"就近",学不会"留位"</w:t>
+      </w:r>
+    </w:p>
+    <w:p>
+      <w:r>
+        <w:rPr>
+          <w:rFonts w:ascii="Microsoft YaHei" w:hAnsi="Microsoft YaHei" w:eastAsia="Microsoft YaHei"/>
+          <w:b/>
+          <w:sz w:val="21"/>
+        </w:rPr>
+        <w:t>试了什么</w:t>
+      </w:r>
+      <w:r>
+        <w:rPr>
+          <w:rFonts w:ascii="Microsoft YaHei" w:hAnsi="Microsoft YaHei" w:eastAsia="Microsoft YaHei"/>
+          <w:b w:val="0"/>
+          <w:sz w:val="21"/>
+        </w:rPr>
+        <w:t>:不满足于只引文献,我们让一个轻量强化学习(线性策略梯度)从零自学放货:</w:t>
+      </w:r>
+    </w:p>
+    <w:p>
+      <w:r>
+        <w:rPr>
+          <w:rFonts w:ascii="Microsoft YaHei" w:hAnsi="Microsoft YaHei" w:eastAsia="Microsoft YaHei"/>
+          <w:b w:val="0"/>
+          <w:sz w:val="21"/>
+        </w:rPr>
+        <w:t>不给任何先验,只给"最终取货快=奖励",练 1200 回合(每回合 120 箱)。</w:t>
+      </w:r>
+    </w:p>
+    <w:p>
+      <w:r>
+        <w:rPr>
+          <w:rFonts w:ascii="Microsoft YaHei" w:hAnsi="Microsoft YaHei" w:eastAsia="Microsoft YaHei"/>
+          <w:b/>
+          <w:sz w:val="21"/>
+        </w:rPr>
+        <w:t>结果</w:t>
+      </w:r>
+      <w:r>
+        <w:rPr>
+          <w:rFonts w:ascii="Microsoft YaHei" w:hAnsi="Microsoft YaHei" w:eastAsia="Microsoft YaHei"/>
+          <w:b w:val="0"/>
+          <w:sz w:val="21"/>
+        </w:rPr>
+        <w:t>:从随机的 18.50 秒练到 7.82 秒(提升 58%,违规 0)——但它收敛成了</w:t>
+      </w:r>
+    </w:p>
+    <w:p>
+      <w:r>
+        <w:rPr>
+          <w:rFonts w:ascii="Microsoft YaHei" w:hAnsi="Microsoft YaHei" w:eastAsia="Microsoft YaHei"/>
+          <w:b w:val="0"/>
+          <w:sz w:val="21"/>
+        </w:rPr>
+        <w:t>"距离+层高主导的聪明就近",</w:t>
+      </w:r>
+      <w:r>
+        <w:rPr>
+          <w:rFonts w:ascii="Microsoft YaHei" w:hAnsi="Microsoft YaHei" w:eastAsia="Microsoft YaHei"/>
+          <w:b/>
+          <w:sz w:val="21"/>
+        </w:rPr>
+        <w:t>比我们手工标定的打分器还差 8.2%</w:t>
+      </w:r>
+      <w:r>
+        <w:rPr>
+          <w:rFonts w:ascii="Microsoft YaHei" w:hAnsi="Microsoft YaHei" w:eastAsia="Microsoft YaHei"/>
+          <w:b w:val="0"/>
+          <w:sz w:val="21"/>
+        </w:rPr>
+        <w:t>,离批量上界差 52%。</w:t>
+      </w:r>
+    </w:p>
+    <w:p>
+      <w:r>
+        <w:rPr>
+          <w:rFonts w:ascii="Microsoft YaHei" w:hAnsi="Microsoft YaHei" w:eastAsia="Microsoft YaHei"/>
+          <w:b/>
+          <w:sz w:val="21"/>
+        </w:rPr>
+        <w:t>最有意思的发现</w:t>
+      </w:r>
+      <w:r>
+        <w:rPr>
+          <w:rFonts w:ascii="Microsoft YaHei" w:hAnsi="Microsoft YaHei" w:eastAsia="Microsoft YaHei"/>
+          <w:b w:val="0"/>
+          <w:sz w:val="21"/>
+        </w:rPr>
+        <w:t>:它自始至终</w:t>
+      </w:r>
+      <w:r>
+        <w:rPr>
+          <w:rFonts w:ascii="Microsoft YaHei" w:hAnsi="Microsoft YaHei" w:eastAsia="Microsoft YaHei"/>
+          <w:b/>
+          <w:sz w:val="21"/>
+        </w:rPr>
+        <w:t>没学出 δ 预留逻辑</w:t>
+      </w:r>
+      <w:r>
+        <w:rPr>
+          <w:rFonts w:ascii="Microsoft YaHei" w:hAnsi="Microsoft YaHei" w:eastAsia="Microsoft YaHei"/>
+          <w:b w:val="0"/>
+          <w:sz w:val="21"/>
+        </w:rPr>
+        <w:t>(学到的权重方向与我们标定的方向</w:t>
+      </w:r>
+    </w:p>
+    <w:p>
+      <w:r>
+        <w:rPr>
+          <w:rFonts w:ascii="Microsoft YaHei" w:hAnsi="Microsoft YaHei" w:eastAsia="Microsoft YaHei"/>
+          <w:b w:val="0"/>
+          <w:sz w:val="21"/>
+        </w:rPr>
+        <w:t>余弦只有 0.33)。原因很本质:"把好位子留给未来的常客"是前瞻性决策,功劳要到很多步</w:t>
+      </w:r>
+    </w:p>
+    <w:p>
+      <w:r>
+        <w:rPr>
+          <w:rFonts w:ascii="Microsoft YaHei" w:hAnsi="Microsoft YaHei" w:eastAsia="Microsoft YaHei"/>
+          <w:b w:val="0"/>
+          <w:sz w:val="21"/>
+        </w:rPr>
+        <w:t>之后才兑现,RL 的终局奖励很难把账算到当初那一步"忍住不占"上(行话叫信用分配难题)。</w:t>
+      </w:r>
+    </w:p>
+    <w:p>
+      <w:r>
+        <w:rPr>
+          <w:rFonts w:ascii="Microsoft YaHei" w:hAnsi="Microsoft YaHei" w:eastAsia="Microsoft YaHei"/>
+          <w:b/>
+          <w:sz w:val="21"/>
+        </w:rPr>
+        <w:t>判词</w:t>
+      </w:r>
+      <w:r>
+        <w:rPr>
+          <w:rFonts w:ascii="Microsoft YaHei" w:hAnsi="Microsoft YaHei" w:eastAsia="Microsoft YaHei"/>
+          <w:b w:val="0"/>
+          <w:sz w:val="21"/>
+        </w:rPr>
+        <w:t>:极值——一个下午的实验买到三样:①工程取舍从"引文献"升级为"自己跑过";</w:t>
+      </w:r>
+    </w:p>
+    <w:p>
+      <w:r>
+        <w:rPr>
+          <w:rFonts w:ascii="Microsoft YaHei" w:hAnsi="Microsoft YaHei" w:eastAsia="Microsoft YaHei"/>
+          <w:b w:val="0"/>
+          <w:sz w:val="21"/>
+        </w:rPr>
+        <w:t>②δ 证据链多了反向一环:</w:t>
+      </w:r>
+      <w:r>
+        <w:rPr>
+          <w:rFonts w:ascii="Microsoft YaHei" w:hAnsi="Microsoft YaHei" w:eastAsia="Microsoft YaHei"/>
+          <w:b/>
+          <w:sz w:val="21"/>
+        </w:rPr>
+        <w:t>预留逻辑是设计出来的,不是机器白捡的</w:t>
+      </w:r>
+      <w:r>
+        <w:rPr>
+          <w:rFonts w:ascii="Microsoft YaHei" w:hAnsi="Microsoft YaHei" w:eastAsia="Microsoft YaHei"/>
+          <w:b w:val="0"/>
+          <w:sz w:val="21"/>
+        </w:rPr>
+        <w:t>;③评委问"为什么不用</w:t>
+      </w:r>
+    </w:p>
+    <w:p>
+      <w:r>
+        <w:rPr>
+          <w:rFonts w:ascii="Microsoft YaHei" w:hAnsi="Microsoft YaHei" w:eastAsia="Microsoft YaHei"/>
+          <w:b w:val="0"/>
+          <w:sz w:val="21"/>
+        </w:rPr>
+        <w:t>强化学习"时,我们有自己的学习曲线图。(F16,fig15)</w:t>
+      </w:r>
+    </w:p>
+    <w:p>
+      <w:pPr>
+        <w:pStyle w:val="Heading3"/>
+      </w:pPr>
+      <w:r>
+        <w:rPr>
+          <w:rFonts w:ascii="Microsoft YaHei" w:hAnsi="Microsoft YaHei" w:eastAsia="Microsoft YaHei"/>
+          <w:b/>
+          <w:color w:val="17365D"/>
+          <w:sz w:val="23"/>
+        </w:rPr>
+        <w:t>7.8 判断"值不值得再深挖"的统一框架(所有取舍共用)</w:t>
       </w:r>
     </w:p>
     <w:p>
@@ -4432,6 +4618,98 @@
           <w:sz w:val="21"/>
         </w:rPr>
         <w:t>:匀速 + 固定权重——和学术文献一个量法,方便比对。</w:t>
+      </w:r>
+    </w:p>
+    <w:p>
+      <w:r>
+        <w:rPr>
+          <w:rFonts w:ascii="Microsoft YaHei" w:hAnsi="Microsoft YaHei" w:eastAsia="Microsoft YaHei"/>
+          <w:b w:val="0"/>
+          <w:sz w:val="21"/>
+        </w:rPr>
+        <w:t xml:space="preserve">其实"两把尺子"只是冰山一角:全项目一共 </w:t>
+      </w:r>
+      <w:r>
+        <w:rPr>
+          <w:rFonts w:ascii="Microsoft YaHei" w:hAnsi="Microsoft YaHei" w:eastAsia="Microsoft YaHei"/>
+          <w:b/>
+          <w:sz w:val="21"/>
+        </w:rPr>
+        <w:t>9 对尺子</w:t>
+      </w:r>
+      <w:r>
+        <w:rPr>
+          <w:rFonts w:ascii="Microsoft YaHei" w:hAnsi="Microsoft YaHei" w:eastAsia="Microsoft YaHei"/>
+          <w:b w:val="0"/>
+          <w:sz w:val="21"/>
+        </w:rPr>
+        <w:t>——运动模型(加减速/匀速)、</w:t>
+      </w:r>
+    </w:p>
+    <w:p>
+      <w:r>
+        <w:rPr>
+          <w:rFonts w:ascii="Microsoft YaHei" w:hAnsi="Microsoft YaHei" w:eastAsia="Microsoft YaHei"/>
+          <w:b w:val="0"/>
+          <w:sz w:val="21"/>
+        </w:rPr>
+        <w:t>权重(自适应/固定)、行程度量(时间/长度)、程数(双程/单程)、预占用解读(三种)、</w:t>
+      </w:r>
+    </w:p>
+    <w:p>
+      <w:r>
+        <w:rPr>
+          <w:rFonts w:ascii="Microsoft YaHei" w:hAnsi="Microsoft YaHei" w:eastAsia="Microsoft YaHei"/>
+          <w:b w:val="0"/>
+          <w:sz w:val="21"/>
+        </w:rPr>
+        <w:t>作业流(循环/一次性)、轴联动(同动/顺序)、能耗回收(保守/再生展望)、负载实测</w:t>
+      </w:r>
+    </w:p>
+    <w:p>
+      <w:r>
+        <w:rPr>
+          <w:rFonts w:ascii="Microsoft YaHei" w:hAnsi="Microsoft YaHei" w:eastAsia="Microsoft YaHei"/>
+          <w:b w:val="0"/>
+          <w:sz w:val="21"/>
+        </w:rPr>
+        <w:t>(仿真/真机)。每对都有主口径和对照口径、都有切换开关,报告附录里一页"口径矩阵"看全。</w:t>
+      </w:r>
+    </w:p>
+    <w:p>
+      <w:r>
+        <w:rPr>
+          <w:rFonts w:ascii="Microsoft YaHei" w:hAnsi="Microsoft YaHei" w:eastAsia="Microsoft YaHei"/>
+          <w:b w:val="0"/>
+          <w:sz w:val="21"/>
+        </w:rPr>
+        <w:t>最硬的主张是</w:t>
+      </w:r>
+      <w:r>
+        <w:rPr>
+          <w:rFonts w:ascii="Microsoft YaHei" w:hAnsi="Microsoft YaHei" w:eastAsia="Microsoft YaHei"/>
+          <w:b/>
+          <w:sz w:val="21"/>
+        </w:rPr>
+        <w:t>口径不变性</w:t>
+      </w:r>
+      <w:r>
+        <w:rPr>
+          <w:rFonts w:ascii="Microsoft YaHei" w:hAnsi="Microsoft YaHei" w:eastAsia="Microsoft YaHei"/>
+          <w:b w:val="0"/>
+          <w:sz w:val="21"/>
+        </w:rPr>
+        <w:t>:我们的方法更好、违规为 0,这个结论在所有尺子下方向一致,</w:t>
+      </w:r>
+    </w:p>
+    <w:p>
+      <w:r>
+        <w:rPr>
+          <w:rFonts w:ascii="Microsoft YaHei" w:hAnsi="Microsoft YaHei" w:eastAsia="Microsoft YaHei"/>
+          <w:b w:val="0"/>
+          <w:sz w:val="21"/>
+        </w:rPr>
+        <w:t>换尺子只改数字大小——就像汽车油耗换个测试工况数值会变,但省油的车换哪个工况都省油。</w:t>
       </w:r>
     </w:p>
     <w:p>

--- a/1_给你看/项目通俗导览.docx
+++ b/1_给你看/项目通俗导览.docx
@@ -6165,6 +6165,115 @@
     <w:p/>
     <w:p/>
     <w:p>
+      <w:pPr>
+        <w:pStyle w:val="Heading2"/>
+      </w:pPr>
+      <w:r>
+        <w:rPr>
+          <w:rFonts w:ascii="Microsoft YaHei" w:hAnsi="Microsoft YaHei" w:eastAsia="Microsoft YaHei"/>
+          <w:b/>
+          <w:color w:val="17365D"/>
+          <w:sz w:val="26"/>
+        </w:rPr>
+        <w:t>12. 课 0 小测(答完对答案;全对才算这课通过,错题=下一课重点)</w:t>
+      </w:r>
+    </w:p>
+    <w:p>
+      <w:pPr>
+        <w:pStyle w:val="ListNumber"/>
+      </w:pPr>
+      <w:r>
+        <w:rPr>
+          <w:rFonts w:ascii="Microsoft YaHei" w:hAnsi="Microsoft YaHei" w:eastAsia="Microsoft YaHei"/>
+          <w:b w:val="0"/>
+          <w:sz w:val="21"/>
+        </w:rPr>
+        <w:t>我们的两层算法各叫什么?各自用在什么场景?</w:t>
+      </w:r>
+    </w:p>
+    <w:p>
+      <w:pPr>
+        <w:pStyle w:val="ListNumber"/>
+      </w:pPr>
+      <w:r>
+        <w:rPr>
+          <w:rFonts w:ascii="Microsoft YaHei" w:hAnsi="Microsoft YaHei" w:eastAsia="Microsoft YaHei"/>
+          <w:b w:val="0"/>
+          <w:sz w:val="21"/>
+        </w:rPr>
+        <w:t>δ 预留项是干什么的?把它设成 0 会发生什么?</w:t>
+      </w:r>
+    </w:p>
+    <w:p>
+      <w:pPr>
+        <w:pStyle w:val="ListNumber"/>
+      </w:pPr>
+      <w:r>
+        <w:rPr>
+          <w:rFonts w:ascii="Microsoft YaHei" w:hAnsi="Microsoft YaHei" w:eastAsia="Microsoft YaHei"/>
+          <w:b w:val="0"/>
+          <w:sz w:val="21"/>
+        </w:rPr>
+        <w:t>为什么"期望取货时间"同时有 7.42 秒和 5.33 秒两个数?都对吗?</w:t>
+      </w:r>
+    </w:p>
+    <w:p>
+      <w:pPr>
+        <w:pStyle w:val="ListNumber"/>
+      </w:pPr>
+      <w:r>
+        <w:rPr>
+          <w:rFonts w:ascii="Microsoft YaHei" w:hAnsi="Microsoft YaHei" w:eastAsia="Microsoft YaHei"/>
+          <w:b w:val="0"/>
+          <w:sz w:val="21"/>
+        </w:rPr>
+        <w:t>优化算法进 PLC 为什么必须"切片"?不切会怎样?</w:t>
+      </w:r>
+    </w:p>
+    <w:p>
+      <w:pPr>
+        <w:pStyle w:val="ListNumber"/>
+      </w:pPr>
+      <w:r>
+        <w:rPr>
+          <w:rFonts w:ascii="Microsoft YaHei" w:hAnsi="Microsoft YaHei" w:eastAsia="Microsoft YaHei"/>
+          <w:b w:val="0"/>
+          <w:sz w:val="21"/>
+        </w:rPr>
+        <w:t>"离理论天花板不到 9%"这句话,9% 是怎么算出来的?</w:t>
+      </w:r>
+    </w:p>
+    <w:p>
+      <w:r>
+        <w:rPr>
+          <w:rFonts w:ascii="Microsoft YaHei" w:hAnsi="Microsoft YaHei" w:eastAsia="Microsoft YaHei"/>
+          <w:b w:val="0"/>
+          <w:sz w:val="21"/>
+        </w:rPr>
+        <w:t>(参考答案位置:①§2 ②§2/§7.2 ③§8 ④§5 ⑤§3/§7.1。</w:t>
+      </w:r>
+    </w:p>
+    <w:p>
+      <w:r>
+        <w:rPr>
+          <w:rFonts w:ascii="Microsoft YaHei" w:hAnsi="Microsoft YaHei" w:eastAsia="Microsoft YaHei"/>
+          <w:b w:val="0"/>
+          <w:sz w:val="21"/>
+        </w:rPr>
+        <w:t>答案发给 Claude,它会批改并把错题排进下一课——这是"课后小测"机制的第一次运行,</w:t>
+      </w:r>
+    </w:p>
+    <w:p>
+      <w:r>
+        <w:rPr>
+          <w:rFonts w:ascii="Microsoft YaHei" w:hAnsi="Microsoft YaHei" w:eastAsia="Microsoft YaHei"/>
+          <w:b w:val="0"/>
+          <w:sz w:val="21"/>
+        </w:rPr>
+        <w:t>见 docs/协作方法_未知项工作法.md。)</w:t>
+      </w:r>
+    </w:p>
+    <w:p>
       <w:r>
         <w:rPr>
           <w:rFonts w:ascii="Microsoft YaHei" w:hAnsi="Microsoft YaHei" w:eastAsia="Microsoft YaHei"/>

--- a/1_给你看/项目通俗导览.docx
+++ b/1_给你看/项目通俗导览.docx
@@ -41,7 +41,7 @@
           <w:color w:val="606060"/>
           <w:sz w:val="20"/>
         </w:rPr>
-        <w:t>为什么这么做、比赛怎么赢。文中数字都带口径标签,快照日期 2026-07-05,</w:t>
+        <w:t>为什么这么做、比赛怎么赢。文中数字都带口径标签,数据章数字=官方口径(0706 切换),</w:t>
       </w:r>
     </w:p>
     <w:p>
@@ -55,7 +55,7 @@
           <w:color w:val="606060"/>
           <w:sz w:val="20"/>
         </w:rPr>
-        <w:t xml:space="preserve">最新值以 </w:t>
+        <w:t xml:space="preserve">§7 故事章保留当时的历史口径快照(括号注明);最新值以 </w:t>
       </w:r>
       <w:r>
         <w:rPr>
@@ -73,7 +73,21 @@
           <w:color w:val="606060"/>
           <w:sz w:val="20"/>
         </w:rPr>
-        <w:t xml:space="preserve"> 输出为准。看不懂的词查文末词汇表。</w:t>
+        <w:t xml:space="preserve"> 输出为准。</w:t>
+      </w:r>
+    </w:p>
+    <w:p>
+      <w:pPr>
+        <w:ind w:left="280"/>
+      </w:pPr>
+      <w:r>
+        <w:rPr>
+          <w:rFonts w:ascii="Microsoft YaHei" w:hAnsi="Microsoft YaHei" w:eastAsia="Microsoft YaHei"/>
+          <w:b w:val="0"/>
+          <w:color w:val="606060"/>
+          <w:sz w:val="20"/>
+        </w:rPr>
+        <w:t>看不懂的词查文末词汇表。</w:t>
       </w:r>
     </w:p>
     <w:p/>
@@ -289,7 +303,7 @@
           <w:b w:val="0"/>
           <w:sz w:val="21"/>
         </w:rPr>
-        <w:t>:坐标能被 3 整除的格子预设有货(49 个格子);</w:t>
+        <w:t>:x+y 之和能被 3 整除的格子预设有货(133 个,呈对角条纹;官方 0706 答复口径,含 (0,0) 格);</w:t>
       </w:r>
     </w:p>
     <w:p>
@@ -1019,7 +1033,7 @@
           <w:b w:val="0"/>
           <w:sz w:val="21"/>
         </w:rPr>
-        <w:t>:在线打分器离它差 19.3%</w:t>
+        <w:t>:在线打分器离它差 22.7%</w:t>
       </w:r>
     </w:p>
     <w:p>
@@ -1193,7 +1207,7 @@
                 <w:b w:val="0"/>
                 <w:sz w:val="19"/>
               </w:rPr>
-              <w:t>20.92 秒</w:t>
+              <w:t>22.53 秒</w:t>
             </w:r>
           </w:p>
         </w:tc>
@@ -1243,7 +1257,7 @@
                 <w:b w:val="0"/>
                 <w:sz w:val="19"/>
               </w:rPr>
-              <w:t>21.94 秒</w:t>
+              <w:t>22.12 秒</w:t>
             </w:r>
           </w:p>
         </w:tc>
@@ -1293,7 +1307,7 @@
                 <w:b w:val="0"/>
                 <w:sz w:val="19"/>
               </w:rPr>
-              <w:t>10.45 秒</w:t>
+              <w:t>11.92 秒</w:t>
             </w:r>
           </w:p>
         </w:tc>
@@ -1343,7 +1357,7 @@
                 <w:b/>
                 <w:sz w:val="19"/>
               </w:rPr>
-              <w:t>9.20 秒</w:t>
+              <w:t>10.87 秒</w:t>
             </w:r>
           </w:p>
         </w:tc>
@@ -1393,7 +1407,7 @@
                 <w:b/>
                 <w:sz w:val="19"/>
               </w:rPr>
-              <w:t>7.42 秒</w:t>
+              <w:t>8.40 秒</w:t>
             </w:r>
           </w:p>
         </w:tc>
@@ -1431,7 +1445,7 @@
           <w:b/>
           <w:sz w:val="21"/>
         </w:rPr>
-        <w:t>取货快 66.2%、提升耗能省 74.3%</w:t>
+        <w:t>取货快 62.0%、提升耗能省 67.3%</w:t>
       </w:r>
       <w:r>
         <w:rPr>
@@ -1449,7 +1463,7 @@
           <w:b/>
           <w:sz w:val="21"/>
         </w:rPr>
-        <w:t>0.5 层</w:t>
+        <w:t>0.57 层</w:t>
       </w:r>
       <w:r>
         <w:rPr>
@@ -1831,7 +1845,7 @@
                 <w:b/>
                 <w:sz w:val="19"/>
               </w:rPr>
-              <w:t>8.8%</w:t>
+              <w:t>9.9%</w:t>
             </w:r>
             <w:r>
               <w:rPr>
@@ -1839,7 +1853,7 @@
                 <w:b w:val="0"/>
                 <w:sz w:val="19"/>
               </w:rPr>
-              <w:t>——答辩一句话:"我们离天花板不到 9%"</w:t>
+              <w:t>——答辩一句话:"我们离天花板约一成"</w:t>
             </w:r>
           </w:p>
         </w:tc>
@@ -1911,7 +1925,7 @@
           <w:b w:val="0"/>
           <w:sz w:val="21"/>
         </w:rPr>
-        <w:t>还有三个"防杠"实验:换货物分布、仓库塞到 330/351 满、重货翻倍——我们的方法退化最平缓</w:t>
+        <w:t>还有三个"防杠"实验:换货物分布、仓库塞到 240/267 满(90%,行业设计上限)、重货翻倍——我们的方法退化最平缓</w:t>
       </w:r>
     </w:p>
     <w:p>
@@ -2684,7 +2698,7 @@
           <w:b w:val="0"/>
           <w:sz w:val="21"/>
         </w:rPr>
-        <w:t>答案必须一致到小数点后三位。23 个自测用例已在 ABB 官方软件(Automation Builder)的</w:t>
+        <w:t>答案必须一致到小数点后三位。24 个自测用例(0706 官方口径答复后新增 T24 预占格数断言;</w:t>
       </w:r>
     </w:p>
     <w:p>
@@ -2694,7 +2708,17 @@
           <w:b w:val="0"/>
           <w:sz w:val="21"/>
         </w:rPr>
-        <w:t>仿真环境里全部通过(iPassed=23,有截图)。报告里这叫</w:t>
+        <w:t>23 用例版本已在 ABB 官方软件 Automation Builder 仿真里全部实测通过、有截图,T24 随下一</w:t>
+      </w:r>
+    </w:p>
+    <w:p>
+      <w:r>
+        <w:rPr>
+          <w:rFonts w:ascii="Microsoft YaHei" w:hAnsi="Microsoft YaHei" w:eastAsia="Microsoft YaHei"/>
+          <w:b w:val="0"/>
+          <w:sz w:val="21"/>
+        </w:rPr>
+        <w:t>执行批次验证)。报告里这叫</w:t>
       </w:r>
       <w:r>
         <w:rPr>
@@ -2807,7 +2831,7 @@
           <w:b w:val="0"/>
           <w:sz w:val="21"/>
         </w:rPr>
-        <w:t>(年省 309 度、58%,假设全部写明);自适应权重表;鲁棒性压力测试;</w:t>
+        <w:t>(年省 267 度、48.9%,假设全部写明;官方口径 0706 刷新);自适应权重表;鲁棒性压力测试;</w:t>
       </w:r>
     </w:p>
     <w:p>
@@ -2926,7 +2950,7 @@
           <w:b w:val="0"/>
           <w:sz w:val="21"/>
         </w:rPr>
-        <w:t>现在手里的资产:15 条带编号的实验发现(每条附复现命令)、14 张报告级图表、</w:t>
+        <w:t>现在手里的资产:18 条带编号的实验发现(每条附复现命令)、16 张报告级图表、</w:t>
       </w:r>
     </w:p>
     <w:p>
@@ -2936,7 +2960,7 @@
           <w:b w:val="0"/>
           <w:sz w:val="21"/>
         </w:rPr>
-        <w:t>20 份数据表、23 个 PLC 实测用例、报告/PPT 草稿各一份(数字自动从数据文件注入,</w:t>
+        <w:t>20+ 份数据表、24 个 PLC 自测用例、报告/PPT 草稿各一份(数字自动从数据文件注入,</w:t>
       </w:r>
     </w:p>
     <w:p>
@@ -3220,6 +3244,16 @@
           <w:sz w:val="21"/>
         </w:rPr>
         <w:t>再调一天,只会在夹缝里挪,还可能把我们的 gap 数字变难看而真相不变——不值。(F6/F9)</w:t>
+      </w:r>
+    </w:p>
+    <w:p>
+      <w:r>
+        <w:rPr>
+          <w:rFonts w:ascii="Microsoft YaHei" w:hAnsi="Microsoft YaHei" w:eastAsia="Microsoft YaHei"/>
+          <w:b w:val="0"/>
+          <w:sz w:val="21"/>
+        </w:rPr>
+        <w:t>(本节数字为当时 and 口径历史快照;官方口径新夹逼链 5.54≤5.94≤6.53、距天花板 9.9%,见实验发现 F18。)</w:t>
       </w:r>
     </w:p>
     <w:p>
@@ -3825,7 +3859,7 @@
           <w:b w:val="0"/>
           <w:sz w:val="21"/>
         </w:rPr>
-        <w:t>哪怕换完数字变"难看"(7.42 秒 vs 5.33 秒)——我们主动选了更保守但更真的那个。</w:t>
+        <w:t>哪怕换完数字变"难看"(当时口径 7.42 秒 vs 5.33 秒;官方口径下为 8.40 vs 6.44,F18)——我们主动选了更保守但更真的那个。</w:t>
       </w:r>
     </w:p>
     <w:p>
@@ -4802,6 +4836,20 @@
           <w:sz w:val="21"/>
         </w:rPr>
         <w:t>之前文档里写"距最优 ≤8.7%",生成器用原始值一算是 8.77%,已全部订正为 8.8%)。</w:t>
+      </w:r>
+    </w:p>
+    <w:p>
+      <w:pPr>
+        <w:ind w:left="280"/>
+      </w:pPr>
+      <w:r>
+        <w:rPr>
+          <w:rFonts w:ascii="Microsoft YaHei" w:hAnsi="Microsoft YaHei" w:eastAsia="Microsoft YaHei"/>
+          <w:b w:val="0"/>
+          <w:color w:val="606060"/>
+          <w:sz w:val="20"/>
+        </w:rPr>
+        <w:t>口径还有个升级版:把"模型有多真实"本身也分了三档并排跑——见 §13「三档拟真度」。</w:t>
       </w:r>
     </w:p>
     <w:p/>
@@ -6311,6 +6359,909 @@
         <w:t>有任何一节看不懂,直接问,我重写到你懂为止。</w:t>
       </w:r>
     </w:p>
+    <w:p/>
+    <w:p>
+      <w:pPr>
+        <w:pStyle w:val="Heading2"/>
+      </w:pPr>
+      <w:r>
+        <w:rPr>
+          <w:rFonts w:ascii="Microsoft YaHei" w:hAnsi="Microsoft YaHei" w:eastAsia="Microsoft YaHei"/>
+          <w:b/>
+          <w:color w:val="17365D"/>
+          <w:sz w:val="26"/>
+        </w:rPr>
+        <w:t>13. 三档拟真度:我们怎么给模型定"真实等级"(0705 新增)</w:t>
+      </w:r>
+    </w:p>
+    <w:p>
+      <w:pPr>
+        <w:pStyle w:val="Heading3"/>
+      </w:pPr>
+      <w:r>
+        <w:rPr>
+          <w:rFonts w:ascii="Microsoft YaHei" w:hAnsi="Microsoft YaHei" w:eastAsia="Microsoft YaHei"/>
+          <w:b/>
+          <w:color w:val="17365D"/>
+          <w:sz w:val="23"/>
+        </w:rPr>
+        <w:t>13.1 为什么要分档</w:t>
+      </w:r>
+    </w:p>
+    <w:p>
+      <w:r>
+        <w:rPr>
+          <w:rFonts w:ascii="Microsoft YaHei" w:hAnsi="Microsoft YaHei" w:eastAsia="Microsoft YaHei"/>
+          <w:b w:val="0"/>
+          <w:sz w:val="21"/>
+        </w:rPr>
+        <w:t>你打游戏见过难度选择:简单/普通/困难。做仿真模型也有同一个问题——**你可以把世界</w:t>
+      </w:r>
+    </w:p>
+    <w:p>
+      <w:r>
+        <w:rPr>
+          <w:rFonts w:ascii="Microsoft YaHei" w:hAnsi="Microsoft YaHei" w:eastAsia="Microsoft YaHei"/>
+          <w:b w:val="0"/>
+          <w:sz w:val="21"/>
+        </w:rPr>
+        <w:t>简化到什么程度?** 简化多了,数字好看但没人信;什么都模拟,做不完也讲不清。</w:t>
+      </w:r>
+    </w:p>
+    <w:p>
+      <w:r>
+        <w:rPr>
+          <w:rFonts w:ascii="Microsoft YaHei" w:hAnsi="Microsoft YaHei" w:eastAsia="Microsoft YaHei"/>
+          <w:b w:val="0"/>
+          <w:sz w:val="21"/>
+        </w:rPr>
+        <w:t>我们的答案(你拍板的):不选一个,</w:t>
+      </w:r>
+      <w:r>
+        <w:rPr>
+          <w:rFonts w:ascii="Microsoft YaHei" w:hAnsi="Microsoft YaHei" w:eastAsia="Microsoft YaHei"/>
+          <w:b/>
+          <w:sz w:val="21"/>
+        </w:rPr>
+        <w:t>三档都做,并排放在桌上</w:t>
+      </w:r>
+      <w:r>
+        <w:rPr>
+          <w:rFonts w:ascii="Microsoft YaHei" w:hAnsi="Microsoft YaHei" w:eastAsia="Microsoft YaHei"/>
+          <w:b w:val="0"/>
+          <w:sz w:val="21"/>
+        </w:rPr>
+        <w:t>。</w:t>
+      </w:r>
+    </w:p>
+    <w:tbl>
+      <w:tblPr>
+        <w:tblStyle w:val="TableGrid"/>
+        <w:tblW w:type="auto" w:w="0"/>
+        <w:jc w:val="center"/>
+        <w:tblLook w:firstColumn="1" w:firstRow="1" w:lastColumn="0" w:lastRow="0" w:noHBand="0" w:noVBand="1" w:val="04A0"/>
+      </w:tblPr>
+      <w:tblGrid>
+        <w:gridCol w:w="2160"/>
+        <w:gridCol w:w="2160"/>
+        <w:gridCol w:w="2160"/>
+        <w:gridCol w:w="2160"/>
+      </w:tblGrid>
+      <w:tr>
+        <w:tc>
+          <w:tcPr>
+            <w:tcW w:type="dxa" w:w="2160"/>
+            <w:shd w:val="clear" w:fill="D9E8F5"/>
+          </w:tcPr>
+          <w:p>
+            <w:r/>
+            <w:r>
+              <w:rPr>
+                <w:rFonts w:ascii="Microsoft YaHei" w:hAnsi="Microsoft YaHei" w:eastAsia="Microsoft YaHei"/>
+                <w:b/>
+                <w:sz w:val="19"/>
+              </w:rPr>
+              <w:t>档位</w:t>
+            </w:r>
+          </w:p>
+        </w:tc>
+        <w:tc>
+          <w:tcPr>
+            <w:tcW w:type="dxa" w:w="2160"/>
+            <w:shd w:val="clear" w:fill="D9E8F5"/>
+          </w:tcPr>
+          <w:p>
+            <w:r/>
+            <w:r>
+              <w:rPr>
+                <w:rFonts w:ascii="Microsoft YaHei" w:hAnsi="Microsoft YaHei" w:eastAsia="Microsoft YaHei"/>
+                <w:b/>
+                <w:sz w:val="19"/>
+              </w:rPr>
+              <w:t>名字</w:t>
+            </w:r>
+          </w:p>
+        </w:tc>
+        <w:tc>
+          <w:tcPr>
+            <w:tcW w:type="dxa" w:w="2160"/>
+            <w:shd w:val="clear" w:fill="D9E8F5"/>
+          </w:tcPr>
+          <w:p>
+            <w:r/>
+            <w:r>
+              <w:rPr>
+                <w:rFonts w:ascii="Microsoft YaHei" w:hAnsi="Microsoft YaHei" w:eastAsia="Microsoft YaHei"/>
+                <w:b/>
+                <w:sz w:val="19"/>
+              </w:rPr>
+              <w:t>里面是什么</w:t>
+            </w:r>
+          </w:p>
+        </w:tc>
+        <w:tc>
+          <w:tcPr>
+            <w:tcW w:type="dxa" w:w="2160"/>
+            <w:shd w:val="clear" w:fill="D9E8F5"/>
+          </w:tcPr>
+          <w:p>
+            <w:r/>
+            <w:r>
+              <w:rPr>
+                <w:rFonts w:ascii="Microsoft YaHei" w:hAnsi="Microsoft YaHei" w:eastAsia="Microsoft YaHei"/>
+                <w:b/>
+                <w:sz w:val="19"/>
+              </w:rPr>
+              <w:t>类比</w:t>
+            </w:r>
+          </w:p>
+        </w:tc>
+      </w:tr>
+      <w:tr>
+        <w:tc>
+          <w:tcPr>
+            <w:tcW w:type="dxa" w:w="2160"/>
+          </w:tcPr>
+          <w:p>
+            <w:r/>
+            <w:r>
+              <w:rPr>
+                <w:rFonts w:ascii="Microsoft YaHei" w:hAnsi="Microsoft YaHei" w:eastAsia="Microsoft YaHei"/>
+                <w:b w:val="0"/>
+                <w:sz w:val="19"/>
+              </w:rPr>
+              <w:t>档 1</w:t>
+            </w:r>
+          </w:p>
+        </w:tc>
+        <w:tc>
+          <w:tcPr>
+            <w:tcW w:type="dxa" w:w="2160"/>
+          </w:tcPr>
+          <w:p>
+            <w:r/>
+            <w:r>
+              <w:rPr>
+                <w:rFonts w:ascii="Microsoft YaHei" w:hAnsi="Microsoft YaHei" w:eastAsia="Microsoft YaHei"/>
+                <w:b w:val="0"/>
+                <w:sz w:val="19"/>
+              </w:rPr>
+              <w:t>数据模型</w:t>
+            </w:r>
+          </w:p>
+        </w:tc>
+        <w:tc>
+          <w:tcPr>
+            <w:tcW w:type="dxa" w:w="2160"/>
+          </w:tcPr>
+          <w:p>
+            <w:r/>
+            <w:r>
+              <w:rPr>
+                <w:rFonts w:ascii="Microsoft YaHei" w:hAnsi="Microsoft YaHei" w:eastAsia="Microsoft YaHei"/>
+                <w:b w:val="0"/>
+                <w:sz w:val="19"/>
+              </w:rPr>
+              <w:t>匀速、固定权重、货一到就处理、装卸瞬间完成、频次全知</w:t>
+            </w:r>
+          </w:p>
+        </w:tc>
+        <w:tc>
+          <w:tcPr>
+            <w:tcW w:type="dxa" w:w="2160"/>
+          </w:tcPr>
+          <w:p>
+            <w:r/>
+            <w:r>
+              <w:rPr>
+                <w:rFonts w:ascii="Microsoft YaHei" w:hAnsi="Microsoft YaHei" w:eastAsia="Microsoft YaHei"/>
+                <w:b w:val="0"/>
+                <w:sz w:val="19"/>
+              </w:rPr>
+              <w:t>物理题里"光滑水平面上的小球"</w:t>
+            </w:r>
+          </w:p>
+        </w:tc>
+      </w:tr>
+      <w:tr>
+        <w:tc>
+          <w:tcPr>
+            <w:tcW w:type="dxa" w:w="2160"/>
+          </w:tcPr>
+          <w:p>
+            <w:r/>
+            <w:r>
+              <w:rPr>
+                <w:rFonts w:ascii="Microsoft YaHei" w:hAnsi="Microsoft YaHei" w:eastAsia="Microsoft YaHei"/>
+                <w:b w:val="0"/>
+                <w:sz w:val="19"/>
+              </w:rPr>
+              <w:t>档 2</w:t>
+            </w:r>
+          </w:p>
+        </w:tc>
+        <w:tc>
+          <w:tcPr>
+            <w:tcW w:type="dxa" w:w="2160"/>
+          </w:tcPr>
+          <w:p>
+            <w:r/>
+            <w:r>
+              <w:rPr>
+                <w:rFonts w:ascii="Microsoft YaHei" w:hAnsi="Microsoft YaHei" w:eastAsia="Microsoft YaHei"/>
+                <w:b w:val="0"/>
+                <w:sz w:val="19"/>
+              </w:rPr>
+              <w:t>工程主口径(H)</w:t>
+            </w:r>
+          </w:p>
+        </w:tc>
+        <w:tc>
+          <w:tcPr>
+            <w:tcW w:type="dxa" w:w="2160"/>
+          </w:tcPr>
+          <w:p>
+            <w:r/>
+            <w:r>
+              <w:rPr>
+                <w:rFonts w:ascii="Microsoft YaHei" w:hAnsi="Microsoft YaHei" w:eastAsia="Microsoft YaHei"/>
+                <w:b w:val="0"/>
+                <w:sz w:val="19"/>
+              </w:rPr>
+              <w:t>堆垛机真实加减速 + 权重按场景查表</w:t>
+            </w:r>
+          </w:p>
+        </w:tc>
+        <w:tc>
+          <w:tcPr>
+            <w:tcW w:type="dxa" w:w="2160"/>
+          </w:tcPr>
+          <w:p>
+            <w:r/>
+            <w:r>
+              <w:rPr>
+                <w:rFonts w:ascii="Microsoft YaHei" w:hAnsi="Microsoft YaHei" w:eastAsia="Microsoft YaHei"/>
+                <w:b w:val="0"/>
+                <w:sz w:val="19"/>
+              </w:rPr>
+              <w:t>加了摩擦力的物理题——头条数字用这档</w:t>
+            </w:r>
+          </w:p>
+        </w:tc>
+      </w:tr>
+      <w:tr>
+        <w:tc>
+          <w:tcPr>
+            <w:tcW w:type="dxa" w:w="2160"/>
+          </w:tcPr>
+          <w:p>
+            <w:r/>
+            <w:r>
+              <w:rPr>
+                <w:rFonts w:ascii="Microsoft YaHei" w:hAnsi="Microsoft YaHei" w:eastAsia="Microsoft YaHei"/>
+                <w:b w:val="0"/>
+                <w:sz w:val="19"/>
+              </w:rPr>
+              <w:t>档 3</w:t>
+            </w:r>
+          </w:p>
+        </w:tc>
+        <w:tc>
+          <w:tcPr>
+            <w:tcW w:type="dxa" w:w="2160"/>
+          </w:tcPr>
+          <w:p>
+            <w:r/>
+            <w:r>
+              <w:rPr>
+                <w:rFonts w:ascii="Microsoft YaHei" w:hAnsi="Microsoft YaHei" w:eastAsia="Microsoft YaHei"/>
+                <w:b w:val="0"/>
+                <w:sz w:val="19"/>
+              </w:rPr>
+              <w:t>工业场景</w:t>
+            </w:r>
+          </w:p>
+        </w:tc>
+        <w:tc>
+          <w:tcPr>
+            <w:tcW w:type="dxa" w:w="2160"/>
+          </w:tcPr>
+          <w:p>
+            <w:r/>
+            <w:r>
+              <w:rPr>
+                <w:rFonts w:ascii="Microsoft YaHei" w:hAnsi="Microsoft YaHei" w:eastAsia="Microsoft YaHei"/>
+                <w:b w:val="0"/>
+                <w:sz w:val="19"/>
+              </w:rPr>
+              <w:t>档 2 再叠四层现实:订单像真仓库一样</w:t>
+            </w:r>
+            <w:r>
+              <w:rPr>
+                <w:rFonts w:ascii="Microsoft YaHei" w:hAnsi="Microsoft YaHei" w:eastAsia="Microsoft YaHei"/>
+                <w:b/>
+                <w:sz w:val="19"/>
+              </w:rPr>
+              <w:t>忽多忽少地来</w:t>
+            </w:r>
+            <w:r>
+              <w:rPr>
+                <w:rFonts w:ascii="Microsoft YaHei" w:hAnsi="Microsoft YaHei" w:eastAsia="Microsoft YaHei"/>
+                <w:b w:val="0"/>
+                <w:sz w:val="19"/>
+              </w:rPr>
+              <w:t>(泊松到达、有高峰低谷)、每次存取要花</w:t>
+            </w:r>
+            <w:r>
+              <w:rPr>
+                <w:rFonts w:ascii="Microsoft YaHei" w:hAnsi="Microsoft YaHei" w:eastAsia="Microsoft YaHei"/>
+                <w:b/>
+                <w:sz w:val="19"/>
+              </w:rPr>
+              <w:t>装卸时间</w:t>
+            </w:r>
+            <w:r>
+              <w:rPr>
+                <w:rFonts w:ascii="Microsoft YaHei" w:hAnsi="Microsoft YaHei" w:eastAsia="Microsoft YaHei"/>
+                <w:b w:val="0"/>
+                <w:sz w:val="19"/>
+              </w:rPr>
+              <w:t>(货叉伸缩)、系统对货物热度的了解</w:t>
+            </w:r>
+            <w:r>
+              <w:rPr>
+                <w:rFonts w:ascii="Microsoft YaHei" w:hAnsi="Microsoft YaHei" w:eastAsia="Microsoft YaHei"/>
+                <w:b/>
+                <w:sz w:val="19"/>
+              </w:rPr>
+              <w:t>是估计值会有误差</w:t>
+            </w:r>
+            <w:r>
+              <w:rPr>
+                <w:rFonts w:ascii="Microsoft YaHei" w:hAnsi="Microsoft YaHei" w:eastAsia="Microsoft YaHei"/>
+                <w:b w:val="0"/>
+                <w:sz w:val="19"/>
+              </w:rPr>
+              <w:t>、设备</w:t>
+            </w:r>
+            <w:r>
+              <w:rPr>
+                <w:rFonts w:ascii="Microsoft YaHei" w:hAnsi="Microsoft YaHei" w:eastAsia="Microsoft YaHei"/>
+                <w:b/>
+                <w:sz w:val="19"/>
+              </w:rPr>
+              <w:t>偶尔坏一下</w:t>
+            </w:r>
+            <w:r>
+              <w:rPr>
+                <w:rFonts w:ascii="Microsoft YaHei" w:hAnsi="Microsoft YaHei" w:eastAsia="Microsoft YaHei"/>
+                <w:b w:val="0"/>
+                <w:sz w:val="19"/>
+              </w:rPr>
+              <w:t>(修 10 分钟)</w:t>
+            </w:r>
+          </w:p>
+        </w:tc>
+        <w:tc>
+          <w:tcPr>
+            <w:tcW w:type="dxa" w:w="2160"/>
+          </w:tcPr>
+          <w:p>
+            <w:r/>
+            <w:r>
+              <w:rPr>
+                <w:rFonts w:ascii="Microsoft YaHei" w:hAnsi="Microsoft YaHei" w:eastAsia="Microsoft YaHei"/>
+                <w:b w:val="0"/>
+                <w:sz w:val="19"/>
+              </w:rPr>
+              <w:t>真实车间的一天</w:t>
+            </w:r>
+          </w:p>
+        </w:tc>
+      </w:tr>
+    </w:tbl>
+    <w:p/>
+    <w:p>
+      <w:pPr>
+        <w:pStyle w:val="Heading3"/>
+      </w:pPr>
+      <w:r>
+        <w:rPr>
+          <w:rFonts w:ascii="Microsoft YaHei" w:hAnsi="Microsoft YaHei" w:eastAsia="Microsoft YaHei"/>
+          <w:b/>
+          <w:color w:val="17365D"/>
+          <w:sz w:val="23"/>
+        </w:rPr>
+        <w:t>13.2 设计时的三个关键决定(这一节是"怎么设计"的核心)</w:t>
+      </w:r>
+    </w:p>
+    <w:p>
+      <w:r>
+        <w:rPr>
+          <w:rFonts w:ascii="Microsoft YaHei" w:hAnsi="Microsoft YaHei" w:eastAsia="Microsoft YaHei"/>
+          <w:b/>
+          <w:sz w:val="21"/>
+        </w:rPr>
+        <w:t>决定一:三档必须"同一条流水线,只切开关"。</w:t>
+      </w:r>
+      <w:r>
+        <w:rPr>
+          <w:rFonts w:ascii="Microsoft YaHei" w:hAnsi="Microsoft YaHei" w:eastAsia="Microsoft YaHei"/>
+          <w:b w:val="0"/>
+          <w:sz w:val="21"/>
+        </w:rPr>
+        <w:t xml:space="preserve"> 三档跑的是同一批货、同一个作业流程、</w:t>
+      </w:r>
+    </w:p>
+    <w:p>
+      <w:r>
+        <w:rPr>
+          <w:rFonts w:ascii="Microsoft YaHei" w:hAnsi="Microsoft YaHei" w:eastAsia="Microsoft YaHei"/>
+          <w:b w:val="0"/>
+          <w:sz w:val="21"/>
+        </w:rPr>
+        <w:t>同一个随机种子,唯一区别是拟真开关开几个。这就是控制变量法——否则档与档之间数字</w:t>
+      </w:r>
+    </w:p>
+    <w:p>
+      <w:r>
+        <w:rPr>
+          <w:rFonts w:ascii="Microsoft YaHei" w:hAnsi="Microsoft YaHei" w:eastAsia="Microsoft YaHei"/>
+          <w:b w:val="0"/>
+          <w:sz w:val="21"/>
+        </w:rPr>
+        <w:t>没有可比性,阶梯就是假的。(实现上档 1/档 2 直接复用既有混合流代码,连数字都和</w:t>
+      </w:r>
+    </w:p>
+    <w:p>
+      <w:r>
+        <w:rPr>
+          <w:rFonts w:ascii="Microsoft YaHei" w:hAnsi="Microsoft YaHei" w:eastAsia="Microsoft YaHei"/>
+          <w:b w:val="0"/>
+          <w:sz w:val="21"/>
+        </w:rPr>
+        <w:t>以前的实验逐位一致,这是自证没改坏。)</w:t>
+      </w:r>
+    </w:p>
+    <w:p>
+      <w:r>
+        <w:rPr>
+          <w:rFonts w:ascii="Microsoft YaHei" w:hAnsi="Microsoft YaHei" w:eastAsia="Microsoft YaHei"/>
+          <w:b/>
+          <w:sz w:val="21"/>
+        </w:rPr>
+        <w:t>决定二:档 3 只做"验证",不动头条。</w:t>
+      </w:r>
+      <w:r>
+        <w:rPr>
+          <w:rFonts w:ascii="Microsoft YaHei" w:hAnsi="Microsoft YaHei" w:eastAsia="Microsoft YaHei"/>
+          <w:b w:val="0"/>
+          <w:sz w:val="21"/>
+        </w:rPr>
+        <w:t xml:space="preserve"> 头条数字(7.42 秒那组)永远来自档 2。</w:t>
+      </w:r>
+    </w:p>
+    <w:p>
+      <w:r>
+        <w:rPr>
+          <w:rFonts w:ascii="Microsoft YaHei" w:hAnsi="Microsoft YaHei" w:eastAsia="Microsoft YaHei"/>
+          <w:b w:val="0"/>
+          <w:sz w:val="21"/>
+        </w:rPr>
+        <w:t>档 3 的任务是回答一个问题:"把现实全叠上去,你们的结论还站得住吗?"它是质检环节,</w:t>
+      </w:r>
+    </w:p>
+    <w:p>
+      <w:r>
+        <w:rPr>
+          <w:rFonts w:ascii="Microsoft YaHei" w:hAnsi="Microsoft YaHei" w:eastAsia="Microsoft YaHei"/>
+          <w:b w:val="0"/>
+          <w:sz w:val="21"/>
+        </w:rPr>
+        <w:t>不是新的宣传口径。这样设计还有个工程好处:档 3 随便加东西,都不会牵动全项目的</w:t>
+      </w:r>
+    </w:p>
+    <w:p>
+      <w:r>
+        <w:rPr>
+          <w:rFonts w:ascii="Microsoft YaHei" w:hAnsi="Microsoft YaHei" w:eastAsia="Microsoft YaHei"/>
+          <w:b w:val="0"/>
+          <w:sz w:val="21"/>
+        </w:rPr>
+        <w:t>数字锁和回归测试。</w:t>
+      </w:r>
+    </w:p>
+    <w:p>
+      <w:r>
+        <w:rPr>
+          <w:rFonts w:ascii="Microsoft YaHei" w:hAnsi="Microsoft YaHei" w:eastAsia="Microsoft YaHei"/>
+          <w:b/>
+          <w:sz w:val="21"/>
+        </w:rPr>
+        <w:t>决定三:档 3 的每个参数都要"有出处"或"明说是假设"。</w:t>
+      </w:r>
+      <w:r>
+        <w:rPr>
+          <w:rFonts w:ascii="Microsoft YaHei" w:hAnsi="Microsoft YaHei" w:eastAsia="Microsoft YaHei"/>
+          <w:b w:val="0"/>
+          <w:sz w:val="21"/>
+        </w:rPr>
+        <w:t xml:space="preserve"> 这是最花功夫的部分,</w:t>
+      </w:r>
+    </w:p>
+    <w:p>
+      <w:r>
+        <w:rPr>
+          <w:rFonts w:ascii="Microsoft YaHei" w:hAnsi="Microsoft YaHei" w:eastAsia="Microsoft YaHei"/>
+          <w:b w:val="0"/>
+          <w:sz w:val="21"/>
+        </w:rPr>
+        <w:t>我们为此做了一整轮调研(见 13.3)。查得到的(装卸时间由厂商公开的货叉速度推导,</w:t>
+      </w:r>
+    </w:p>
+    <w:p>
+      <w:r>
+        <w:rPr>
+          <w:rFonts w:ascii="Microsoft YaHei" w:hAnsi="Microsoft YaHei" w:eastAsia="Microsoft YaHei"/>
+          <w:b w:val="0"/>
+          <w:sz w:val="21"/>
+        </w:rPr>
+        <w:t>还扫了 10/15/20 秒三个点证明结论不挑数),按出处写;查不到的(到达强度、故障频率</w:t>
+      </w:r>
+    </w:p>
+    <w:p>
+      <w:r>
+        <w:rPr>
+          <w:rFonts w:ascii="Microsoft YaHei" w:hAnsi="Microsoft YaHei" w:eastAsia="Microsoft YaHei"/>
+          <w:b w:val="0"/>
+          <w:sz w:val="21"/>
+        </w:rPr>
+        <w:t>这类没有公开统计的),就在文档里明写"这是情景假设,不是标定值"——**诚实声明比</w:t>
+      </w:r>
+    </w:p>
+    <w:p>
+      <w:r>
+        <w:rPr>
+          <w:rFonts w:ascii="Microsoft YaHei" w:hAnsi="Microsoft YaHei" w:eastAsia="Microsoft YaHei"/>
+          <w:b w:val="0"/>
+          <w:sz w:val="21"/>
+        </w:rPr>
+        <w:t>假装精确更值钱**。</w:t>
+      </w:r>
+    </w:p>
+    <w:p>
+      <w:pPr>
+        <w:pStyle w:val="Heading3"/>
+      </w:pPr>
+      <w:r>
+        <w:rPr>
+          <w:rFonts w:ascii="Microsoft YaHei" w:hAnsi="Microsoft YaHei" w:eastAsia="Microsoft YaHei"/>
+          <w:b/>
+          <w:color w:val="17365D"/>
+          <w:sz w:val="23"/>
+        </w:rPr>
+        <w:t>13.3 为了"真实"我们查了多少东西(你的原话:这是我们的一大优势)</w:t>
+      </w:r>
+    </w:p>
+    <w:p>
+      <w:pPr>
+        <w:pStyle w:val="ListBullet"/>
+      </w:pPr>
+      <w:r>
+        <w:rPr>
+          <w:rFonts w:ascii="Microsoft YaHei" w:hAnsi="Microsoft YaHei" w:eastAsia="Microsoft YaHei"/>
+          <w:b/>
+          <w:sz w:val="21"/>
+        </w:rPr>
+        <w:t>7 组真实堆垛机的参数表</w:t>
+      </w:r>
+      <w:r>
+        <w:rPr>
+          <w:rFonts w:ascii="Microsoft YaHei" w:hAnsi="Microsoft YaHei" w:eastAsia="Microsoft YaHei"/>
+          <w:b w:val="0"/>
+          <w:sz w:val="21"/>
+        </w:rPr>
+        <w:t>(Mecalux、MIAS、国产机型……):发现我们的速度取值</w:t>
+      </w:r>
+    </w:p>
+    <w:p>
+      <w:r>
+        <w:rPr>
+          <w:rFonts w:ascii="Microsoft YaHei" w:hAnsi="Microsoft YaHei" w:eastAsia="Microsoft YaHei"/>
+          <w:b w:val="0"/>
+          <w:sz w:val="21"/>
+        </w:rPr>
+        <w:t>恰好对应"轻载单立柱堆垛机"这一档的公开规格,而且垂直速度还取了保守值;</w:t>
+      </w:r>
+    </w:p>
+    <w:p>
+      <w:pPr>
+        <w:pStyle w:val="ListBullet"/>
+      </w:pPr>
+      <w:r>
+        <w:rPr>
+          <w:rFonts w:ascii="Microsoft YaHei" w:hAnsi="Microsoft YaHei" w:eastAsia="Microsoft YaHei"/>
+          <w:b/>
+          <w:sz w:val="21"/>
+        </w:rPr>
+        <w:t>ABB 自家的文档</w:t>
+      </w:r>
+      <w:r>
+        <w:rPr>
+          <w:rFonts w:ascii="Microsoft YaHei" w:hAnsi="Microsoft YaHei" w:eastAsia="Microsoft YaHei"/>
+          <w:b w:val="0"/>
+          <w:sz w:val="21"/>
+        </w:rPr>
+        <w:t>:堆垛机专项手册、起重机固件手册(里面参数 23.16 写着:填 0 =</w:t>
+      </w:r>
+    </w:p>
+    <w:p>
+      <w:r>
+        <w:rPr>
+          <w:rFonts w:ascii="Microsoft YaHei" w:hAnsi="Microsoft YaHei" w:eastAsia="Microsoft YaHei"/>
+          <w:b w:val="0"/>
+          <w:sz w:val="21"/>
+        </w:rPr>
+        <w:t>线性斜坡(就是我们的梯形!),填正数 = S 曲线)——我们的建模选择和 ABB 固件的</w:t>
+      </w:r>
+    </w:p>
+    <w:p>
+      <w:r>
+        <w:rPr>
+          <w:rFonts w:ascii="Microsoft YaHei" w:hAnsi="Microsoft YaHei" w:eastAsia="Microsoft YaHei"/>
+          <w:b w:val="0"/>
+          <w:sz w:val="21"/>
+        </w:rPr>
+        <w:t>默认配置是同构的;再生制动的官方案例(32%~54% 回收)正好把我们的假设值夹在中间;</w:t>
+      </w:r>
+    </w:p>
+    <w:p>
+      <w:pPr>
+        <w:pStyle w:val="ListBullet"/>
+      </w:pPr>
+      <w:r>
+        <w:rPr>
+          <w:rFonts w:ascii="Microsoft YaHei" w:hAnsi="Microsoft YaHei" w:eastAsia="Microsoft YaHei"/>
+          <w:b/>
+          <w:sz w:val="21"/>
+        </w:rPr>
+        <w:t>1984 年的开山论文原文</w:t>
+      </w:r>
+      <w:r>
+        <w:rPr>
+          <w:rFonts w:ascii="Microsoft YaHei" w:hAnsi="Microsoft YaHei" w:eastAsia="Microsoft YaHei"/>
+          <w:b w:val="0"/>
+          <w:sz w:val="21"/>
+        </w:rPr>
+        <w:t>:堆垛机"水平垂直同时动、时间取较慢那根轴"这个假设,</w:t>
+      </w:r>
+    </w:p>
+    <w:p>
+      <w:r>
+        <w:rPr>
+          <w:rFonts w:ascii="Microsoft YaHei" w:hAnsi="Microsoft YaHei" w:eastAsia="Microsoft YaHei"/>
+          <w:b w:val="0"/>
+          <w:sz w:val="21"/>
+        </w:rPr>
+        <w:t>就是我们从第一天用到现在的切比雪夫模型——原文句子和 DOI 都存档了;</w:t>
+      </w:r>
+    </w:p>
+    <w:p>
+      <w:pPr>
+        <w:pStyle w:val="ListBullet"/>
+      </w:pPr>
+      <w:r>
+        <w:rPr>
+          <w:rFonts w:ascii="Microsoft YaHei" w:hAnsi="Microsoft YaHei" w:eastAsia="Microsoft YaHei"/>
+          <w:b/>
+          <w:sz w:val="21"/>
+        </w:rPr>
+        <w:t>一份"防伪清单"</w:t>
+      </w:r>
+      <w:r>
+        <w:rPr>
+          <w:rFonts w:ascii="Microsoft YaHei" w:hAnsi="Microsoft YaHei" w:eastAsia="Microsoft YaHei"/>
+          <w:b w:val="0"/>
+          <w:sz w:val="21"/>
+        </w:rPr>
+        <w:t>:调研中发现有些网上流传的数字是营销夸张(比如"回收 60%"),</w:t>
+      </w:r>
+    </w:p>
+    <w:p>
+      <w:r>
+        <w:rPr>
+          <w:rFonts w:ascii="Microsoft YaHei" w:hAnsi="Microsoft YaHei" w:eastAsia="Microsoft YaHei"/>
+          <w:b w:val="0"/>
+          <w:sz w:val="21"/>
+        </w:rPr>
+        <w:t>已列入黑名单,写报告时绝不引用。</w:t>
+      </w:r>
+    </w:p>
+    <w:p>
+      <w:pPr>
+        <w:pStyle w:val="Heading3"/>
+      </w:pPr>
+      <w:r>
+        <w:rPr>
+          <w:rFonts w:ascii="Microsoft YaHei" w:hAnsi="Microsoft YaHei" w:eastAsia="Microsoft YaHei"/>
+          <w:b/>
+          <w:color w:val="17365D"/>
+          <w:sz w:val="23"/>
+        </w:rPr>
+        <w:t>13.4 跑出来什么(以及怎么读)</w:t>
+      </w:r>
+    </w:p>
+    <w:p>
+      <w:r>
+        <w:rPr>
+          <w:rFonts w:ascii="Microsoft YaHei" w:hAnsi="Microsoft YaHei" w:eastAsia="Microsoft YaHei"/>
+          <w:b w:val="0"/>
+          <w:sz w:val="21"/>
+        </w:rPr>
+        <w:t>优化算法比题面基线快多少(出库均时降幅):</w:t>
+      </w:r>
+      <w:r>
+        <w:rPr>
+          <w:rFonts w:ascii="Microsoft YaHei" w:hAnsi="Microsoft YaHei" w:eastAsia="Microsoft YaHei"/>
+          <w:b/>
+          <w:sz w:val="21"/>
+        </w:rPr>
+        <w:t>档 1 里 49.9%,档 2 里 43.7%,档 3 里 44.7%</w:t>
+      </w:r>
+    </w:p>
+    <w:p>
+      <w:r>
+        <w:rPr>
+          <w:rFonts w:ascii="Microsoft YaHei" w:hAnsi="Microsoft YaHei" w:eastAsia="Microsoft YaHei"/>
+          <w:b w:val="0"/>
+          <w:sz w:val="21"/>
+        </w:rPr>
+        <w:t>(官方口径 0706;切换前的首跑为 60/53/53,阶梯形状一致)。</w:t>
+      </w:r>
+    </w:p>
+    <w:p>
+      <w:r>
+        <w:rPr>
+          <w:rFonts w:ascii="Microsoft YaHei" w:hAnsi="Microsoft YaHei" w:eastAsia="Microsoft YaHei"/>
+          <w:b w:val="0"/>
+          <w:sz w:val="21"/>
+        </w:rPr>
+        <w:t>读法:①越真实,数字越"难看"——匀速的档 1 把我们的优势夸大了约 6 个百分点,</w:t>
+      </w:r>
+    </w:p>
+    <w:p>
+      <w:r>
+        <w:rPr>
+          <w:rFonts w:ascii="Microsoft YaHei" w:hAnsi="Microsoft YaHei" w:eastAsia="Microsoft YaHei"/>
+          <w:b w:val="0"/>
+          <w:sz w:val="21"/>
+        </w:rPr>
+        <w:t>我们主动不用它当头条;②从档 2 到档 3 优势几乎不掉——加上装卸、高峰、误差、故障,</w:t>
+      </w:r>
+    </w:p>
+    <w:p>
+      <w:r>
+        <w:rPr>
+          <w:rFonts w:ascii="Microsoft YaHei" w:hAnsi="Microsoft YaHei" w:eastAsia="Microsoft YaHei"/>
+          <w:b w:val="0"/>
+          <w:sz w:val="21"/>
+        </w:rPr>
+        <w:t>排序一点没变,违规始终是 0;③档 3 还看出一件档 1/档 2 看不见的事:</w:t>
+      </w:r>
+      <w:r>
+        <w:rPr>
+          <w:rFonts w:ascii="Microsoft YaHei" w:hAnsi="Microsoft YaHei" w:eastAsia="Microsoft YaHei"/>
+          <w:b/>
+          <w:sz w:val="21"/>
+        </w:rPr>
+        <w:t>排队效应</w:t>
+      </w:r>
+      <w:r>
+        <w:rPr>
+          <w:rFonts w:ascii="Microsoft YaHei" w:hAnsi="Microsoft YaHei" w:eastAsia="Microsoft YaHei"/>
+          <w:b w:val="0"/>
+          <w:sz w:val="21"/>
+        </w:rPr>
+        <w:t>。</w:t>
+      </w:r>
+    </w:p>
+    <w:p>
+      <w:r>
+        <w:rPr>
+          <w:rFonts w:ascii="Microsoft YaHei" w:hAnsi="Microsoft YaHei" w:eastAsia="Microsoft YaHei"/>
+          <w:b w:val="0"/>
+          <w:sz w:val="21"/>
+        </w:rPr>
+        <w:t>高峰期订单排队时,布局好的仓库消化得快,"最慢的 5% 订单"的等待时间比基线布局短</w:t>
+      </w:r>
+    </w:p>
+    <w:p>
+      <w:r>
+        <w:rPr>
+          <w:rFonts w:ascii="Microsoft YaHei" w:hAnsi="Microsoft YaHei" w:eastAsia="Microsoft YaHei"/>
+          <w:b w:val="0"/>
+          <w:sz w:val="21"/>
+        </w:rPr>
+        <w:t>约四分之一(P95:680 秒 vs 918 秒)——这是工厂真正关心的"响应能力",只有把"订单忽多忽少地来"模拟出来才看得见。</w:t>
+      </w:r>
+    </w:p>
+    <w:p>
+      <w:r>
+        <w:rPr>
+          <w:rFonts w:ascii="Microsoft YaHei" w:hAnsi="Microsoft YaHei" w:eastAsia="Microsoft YaHei"/>
+          <w:b w:val="0"/>
+          <w:sz w:val="21"/>
+        </w:rPr>
+        <w:t>一句话总结(也是答辩口径):**评委不会因为你说"我的模型很真实"就信你,但会因为</w:t>
+      </w:r>
+    </w:p>
+    <w:p>
+      <w:r>
+        <w:rPr>
+          <w:rFonts w:ascii="Microsoft YaHei" w:hAnsi="Microsoft YaHei" w:eastAsia="Microsoft YaHei"/>
+          <w:b w:val="0"/>
+          <w:sz w:val="21"/>
+        </w:rPr>
+        <w:t>"每加一层真实,结论都还站得住"而信你。** 拟真度是用来做压力测试的,不是用来堆的。</w:t>
+      </w:r>
+    </w:p>
+    <w:p>
+      <w:r>
+        <w:rPr>
+          <w:rFonts w:ascii="Microsoft YaHei" w:hAnsi="Microsoft YaHei" w:eastAsia="Microsoft YaHei"/>
+          <w:b w:val="0"/>
+          <w:sz w:val="21"/>
+        </w:rPr>
+        <w:t>(实验记录:实验发现 F17;图:fig16;参数出处:canonical G 节;调研战利品清单:</w:t>
+      </w:r>
+    </w:p>
+    <w:p>
+      <w:r>
+        <w:rPr>
+          <w:rFonts w:ascii="Microsoft YaHei" w:hAnsi="Microsoft YaHei" w:eastAsia="Microsoft YaHei"/>
+          <w:b w:val="0"/>
+          <w:sz w:val="21"/>
+        </w:rPr>
+        <w:t>docs/L7_拟真度阶梯设计.md。复现:</w:t>
+      </w:r>
+      <w:r>
+        <w:rPr>
+          <w:rFonts w:ascii="Consolas" w:hAnsi="Consolas" w:eastAsia="Microsoft YaHei"/>
+          <w:b w:val="0"/>
+          <w:color w:val="1A4D7C"/>
+          <w:sz w:val="21"/>
+        </w:rPr>
+        <w:t>python sim/realism.py</w:t>
+      </w:r>
+      <w:r>
+        <w:rPr>
+          <w:rFonts w:ascii="Microsoft YaHei" w:hAnsi="Microsoft YaHei" w:eastAsia="Microsoft YaHei"/>
+          <w:b w:val="0"/>
+          <w:sz w:val="21"/>
+        </w:rPr>
+        <w:t>,两分钟。)</w:t>
+      </w:r>
+    </w:p>
     <w:sectPr>
       <w:pgSz w:w="12240" w:h="15840"/>
       <w:pgMar w:top="1440" w:right="1800" w:bottom="1440" w:left="1800" w:header="720" w:footer="720" w:gutter="0"/>
